--- a/13.misc concepts/log4j or llogback/loggers.docx
+++ b/13.misc concepts/log4j or llogback/loggers.docx
@@ -32,7 +32,19 @@
               <w:rPr>
                 <w:color w:val="70AD47" w:themeColor="accent6"/>
               </w:rPr>
-              <w:t>how to print debug logs only from certain package</w:t>
+              <w:t>how to print debug</w:t>
+            </w:r>
+            <w:r>
+              <w:rPr>
+                <w:color w:val="70AD47" w:themeColor="accent6"/>
+              </w:rPr>
+              <w:t>/trace</w:t>
+            </w:r>
+            <w:r>
+              <w:rPr>
+                <w:color w:val="70AD47" w:themeColor="accent6"/>
+              </w:rPr>
+              <w:t xml:space="preserve"> logs only from certain package</w:t>
             </w:r>
           </w:p>
           <w:p>
@@ -577,8 +589,6 @@
                 <w:color w:val="70AD47" w:themeColor="accent6"/>
               </w:rPr>
             </w:pPr>
-            <w:bookmarkStart w:id="0" w:name="_GoBack"/>
-            <w:bookmarkEnd w:id="0"/>
             <w:r>
               <w:rPr>
                 <w:color w:val="70AD47" w:themeColor="accent6"/>
@@ -1884,6 +1894,4065 @@
       </w:tr>
     </w:tbl>
     <w:p/>
+    <w:p>
+      <w:pPr>
+        <w:pStyle w:val="Heading2"/>
+      </w:pPr>
+      <w:r>
+        <w:t xml:space="preserve">Printing request id while logging </w:t>
+      </w:r>
+    </w:p>
+    <w:p>
+      <w:r>
+        <w:t>ThreadLocal = is a java class</w:t>
+      </w:r>
+      <w:r>
+        <w:t xml:space="preserve"> introduced in java 5, this is used if u want to store some data in thread memory</w:t>
+      </w:r>
+      <w:bookmarkStart w:id="0" w:name="_GoBack"/>
+      <w:bookmarkEnd w:id="0"/>
+    </w:p>
+    <w:p>
+      <w:r>
+        <w:t xml:space="preserve">MDC (Mapped Diagnostic Context) is a thread-local key-value map provided by logging frameworks like Log4j and Logback. We use </w:t>
+      </w:r>
+      <w:r>
+        <w:rPr>
+          <w:rFonts w:ascii="Courier New" w:hAnsi="Courier New" w:cs="Courier New"/>
+          <w:sz w:val="20"/>
+          <w:szCs w:val="20"/>
+        </w:rPr>
+        <w:t>MDC.put()</w:t>
+      </w:r>
+      <w:r>
+        <w:t xml:space="preserve"> (or </w:t>
+      </w:r>
+      <w:r>
+        <w:rPr>
+          <w:rFonts w:ascii="Courier New" w:hAnsi="Courier New" w:cs="Courier New"/>
+          <w:sz w:val="20"/>
+          <w:szCs w:val="20"/>
+        </w:rPr>
+        <w:t>ThreadContext.put()</w:t>
+      </w:r>
+      <w:r>
+        <w:t xml:space="preserve"> in Log4j2) to store request-specific information such as </w:t>
+      </w:r>
+      <w:r>
+        <w:rPr>
+          <w:rFonts w:ascii="Courier New" w:hAnsi="Courier New" w:cs="Courier New"/>
+          <w:sz w:val="20"/>
+          <w:szCs w:val="20"/>
+        </w:rPr>
+        <w:t>requestId</w:t>
+      </w:r>
+      <w:r>
+        <w:t xml:space="preserve">, </w:t>
+      </w:r>
+      <w:r>
+        <w:rPr>
+          <w:rFonts w:ascii="Courier New" w:hAnsi="Courier New" w:cs="Courier New"/>
+          <w:sz w:val="20"/>
+          <w:szCs w:val="20"/>
+        </w:rPr>
+        <w:t>userId</w:t>
+      </w:r>
+      <w:r>
+        <w:t xml:space="preserve">, or </w:t>
+      </w:r>
+      <w:r>
+        <w:rPr>
+          <w:rFonts w:ascii="Courier New" w:hAnsi="Courier New" w:cs="Courier New"/>
+          <w:sz w:val="20"/>
+          <w:szCs w:val="20"/>
+        </w:rPr>
+        <w:t>transactionId</w:t>
+      </w:r>
+      <w:r>
+        <w:t>. Once stored, every log statement in the same thread automatically includes those values through the log pattern (</w:t>
+      </w:r>
+      <w:r>
+        <w:rPr>
+          <w:rFonts w:ascii="Courier New" w:hAnsi="Courier New" w:cs="Courier New"/>
+          <w:sz w:val="20"/>
+          <w:szCs w:val="20"/>
+        </w:rPr>
+        <w:t>%X{requestId}</w:t>
+      </w:r>
+      <w:r>
+        <w:t xml:space="preserve">), making it easy to trace logs for a single request across services. Since application servers reuse threads from a thread pool, we always clear the MDC in a </w:t>
+      </w:r>
+      <w:r>
+        <w:rPr>
+          <w:rFonts w:ascii="Courier New" w:hAnsi="Courier New" w:cs="Courier New"/>
+          <w:sz w:val="20"/>
+          <w:szCs w:val="20"/>
+        </w:rPr>
+        <w:t>finally</w:t>
+      </w:r>
+      <w:r>
+        <w:t xml:space="preserve"> block to avoid leaking context into subsequent requests.</w:t>
+      </w:r>
+    </w:p>
+    <w:p/>
+    <w:p/>
+    <w:tbl>
+      <w:tblPr>
+        <w:tblStyle w:val="TableGrid"/>
+        <w:tblW w:w="0" w:type="auto"/>
+        <w:tblLook w:val="04A0" w:firstRow="1" w:lastRow="0" w:firstColumn="1" w:lastColumn="0" w:noHBand="0" w:noVBand="1"/>
+      </w:tblPr>
+      <w:tblGrid>
+        <w:gridCol w:w="11515"/>
+        <w:gridCol w:w="11515"/>
+      </w:tblGrid>
+      <w:tr>
+        <w:tc>
+          <w:tcPr>
+            <w:tcW w:w="11515" w:type="dxa"/>
+          </w:tcPr>
+          <w:p>
+            <w:pPr>
+              <w:pStyle w:val="w6asjqtextbase"/>
+            </w:pPr>
+            <w:r>
+              <w:rPr>
+                <w:rStyle w:val="HTMLCode"/>
+              </w:rPr>
+              <w:lastRenderedPageBreak/>
+              <w:t>MDC.put()</w:t>
+            </w:r>
+            <w:r>
+              <w:t xml:space="preserve"> in Log4j is one of the </w:t>
+            </w:r>
+            <w:r>
+              <w:rPr>
+                <w:rStyle w:val="w6asjqtextbase1"/>
+              </w:rPr>
+              <w:t>most commonly asked Java backend interview topics</w:t>
+            </w:r>
+            <w:r>
+              <w:t xml:space="preserve"> (especially in Spring Boot + microservices).</w:t>
+            </w:r>
+          </w:p>
+          <w:p>
+            <w:r>
+              <w:t>Generally thread local is a memory that is separately allocated for each and every thread</w:t>
+            </w:r>
+            <w:r>
+              <w:tab/>
+            </w:r>
+          </w:p>
+          <w:p/>
+          <w:p>
+            <w:r>
+              <w:t xml:space="preserve">remember if ur tomcat has 200 threads in thread pool, </w:t>
+            </w:r>
+          </w:p>
+          <w:p>
+            <w:r>
+              <w:t>assume thread-1 handled request 1, after completion of req 1 , thread-1 will be returned to pool</w:t>
+            </w:r>
+            <w:r>
+              <w:t>, and when another request comes, same  thread-1 will handle request-2</w:t>
+            </w:r>
+          </w:p>
+          <w:p/>
+          <w:p>
+            <w:r>
+              <w:t>so will same threads be serving multiple requests sequentially, its our resposibility to clear the thread context once request completed ,hence call ThreadContext.clearAll(); after execution completed</w:t>
+            </w:r>
+          </w:p>
+        </w:tc>
+        <w:tc>
+          <w:tcPr>
+            <w:tcW w:w="11515" w:type="dxa"/>
+          </w:tcPr>
+          <w:p>
+            <w:pPr>
+              <w:pStyle w:val="Heading2"/>
+              <w:rPr>
+                <w:rFonts w:ascii="Times New Roman" w:hAnsi="Times New Roman"/>
+                <w:color w:val="auto"/>
+                <w:sz w:val="36"/>
+              </w:rPr>
+            </w:pPr>
+            <w:r>
+              <w:t>How MDC works internally</w:t>
+            </w:r>
+          </w:p>
+          <w:p>
+            <w:pPr>
+              <w:pStyle w:val="w6asjqtextbase"/>
+            </w:pPr>
+            <w:r>
+              <w:t xml:space="preserve">MDC uses </w:t>
+            </w:r>
+            <w:r>
+              <w:rPr>
+                <w:rStyle w:val="w6asjqtextbase1"/>
+                <w:rFonts w:eastAsiaTheme="majorEastAsia"/>
+              </w:rPr>
+              <w:t>ThreadLocal</w:t>
+            </w:r>
+            <w:r>
+              <w:t xml:space="preserve"> storage.</w:t>
+            </w:r>
+            <w:r>
+              <w:t xml:space="preserve"> So think like MDC== Thread local</w:t>
+            </w:r>
+          </w:p>
+          <w:p>
+            <w:r>
+              <w:rPr>
+                <w:noProof/>
+                <w:lang w:eastAsia="en-IN"/>
+              </w:rPr>
+              <w:drawing>
+                <wp:inline distT="0" distB="0" distL="0" distR="0" wp14:anchorId="08A3C4BF" wp14:editId="052D3A6A">
+                  <wp:extent cx="7048500" cy="2381250"/>
+                  <wp:effectExtent l="0" t="0" r="0" b="0"/>
+                  <wp:docPr id="1" name="Picture 1"/>
+                  <wp:cNvGraphicFramePr>
+                    <a:graphicFrameLocks xmlns:a="http://schemas.openxmlformats.org/drawingml/2006/main" noChangeAspect="1"/>
+                  </wp:cNvGraphicFramePr>
+                  <a:graphic xmlns:a="http://schemas.openxmlformats.org/drawingml/2006/main">
+                    <a:graphicData uri="http://schemas.openxmlformats.org/drawingml/2006/picture">
+                      <pic:pic xmlns:pic="http://schemas.openxmlformats.org/drawingml/2006/picture">
+                        <pic:nvPicPr>
+                          <pic:cNvPr id="1" name=""/>
+                          <pic:cNvPicPr/>
+                        </pic:nvPicPr>
+                        <pic:blipFill>
+                          <a:blip r:embed="rId6"/>
+                          <a:stretch>
+                            <a:fillRect/>
+                          </a:stretch>
+                        </pic:blipFill>
+                        <pic:spPr>
+                          <a:xfrm>
+                            <a:off x="0" y="0"/>
+                            <a:ext cx="7048500" cy="2381250"/>
+                          </a:xfrm>
+                          <a:prstGeom prst="rect">
+                            <a:avLst/>
+                          </a:prstGeom>
+                        </pic:spPr>
+                      </pic:pic>
+                    </a:graphicData>
+                  </a:graphic>
+                </wp:inline>
+              </w:drawing>
+            </w:r>
+          </w:p>
+          <w:p>
+            <w:r>
+              <w:t xml:space="preserve">this image says like every thread has its own separate stack memory, </w:t>
+            </w:r>
+          </w:p>
+          <w:p>
+            <w:r>
+              <w:t>every thread has it separate memory , in that only we will put this request id and all</w:t>
+            </w:r>
+          </w:p>
+          <w:p>
+            <w:r>
+              <w:t>Each thread has its own MDC map, so logs from concurrent requests don't mix.</w:t>
+            </w:r>
+          </w:p>
+        </w:tc>
+      </w:tr>
+    </w:tbl>
+    <w:p/>
+    <w:p/>
+    <w:p>
+      <w:pPr>
+        <w:rPr>
+          <w:rFonts w:ascii="Times New Roman" w:hAnsi="Times New Roman"/>
+          <w:color w:val="auto"/>
+        </w:rPr>
+      </w:pPr>
+    </w:p>
+    <w:p>
+      <w:r>
+        <w:t xml:space="preserve">What is </w:t>
+      </w:r>
+      <w:r>
+        <w:rPr>
+          <w:rStyle w:val="HTMLCode"/>
+          <w:rFonts w:eastAsiaTheme="minorHAnsi"/>
+        </w:rPr>
+        <w:t>MDC.put()</w:t>
+      </w:r>
+      <w:r>
+        <w:t>?</w:t>
+      </w:r>
+    </w:p>
+    <w:p>
+      <w:pPr>
+        <w:pStyle w:val="w6asjqtextbase"/>
+      </w:pPr>
+      <w:r>
+        <w:rPr>
+          <w:rStyle w:val="w6asjqtextbase1"/>
+        </w:rPr>
+        <w:t>MDC (Mapped Diagnostic Context)</w:t>
+      </w:r>
+      <w:r>
+        <w:t xml:space="preserve"> is a thread-local map that stores contextual information (like request ID, user ID, transaction ID) so that </w:t>
+      </w:r>
+      <w:r>
+        <w:rPr>
+          <w:rStyle w:val="w6asjqtextbase1"/>
+        </w:rPr>
+        <w:t>every log statement automatically includes that information</w:t>
+      </w:r>
+      <w:r>
+        <w:t xml:space="preserve"> without passing it to each logger call.</w:t>
+      </w:r>
+    </w:p>
+    <w:p>
+      <w:pPr>
+        <w:pStyle w:val="w6asjqtextbase"/>
+      </w:pPr>
+      <w:r>
+        <w:t>Think of it as adding metadata to all logs generated by the current thread.</w:t>
+      </w:r>
+    </w:p>
+    <w:p/>
+    <w:tbl>
+      <w:tblPr>
+        <w:tblStyle w:val="TableGrid"/>
+        <w:tblW w:w="0" w:type="auto"/>
+        <w:tblLook w:val="04A0" w:firstRow="1" w:lastRow="0" w:firstColumn="1" w:lastColumn="0" w:noHBand="0" w:noVBand="1"/>
+      </w:tblPr>
+      <w:tblGrid>
+        <w:gridCol w:w="11515"/>
+        <w:gridCol w:w="11515"/>
+      </w:tblGrid>
+      <w:tr>
+        <w:tc>
+          <w:tcPr>
+            <w:tcW w:w="11515" w:type="dxa"/>
+          </w:tcPr>
+          <w:p>
+            <w:pPr>
+              <w:pStyle w:val="Heading2"/>
+              <w:rPr>
+                <w:rFonts w:ascii="Times New Roman" w:hAnsi="Times New Roman"/>
+                <w:color w:val="auto"/>
+                <w:sz w:val="36"/>
+              </w:rPr>
+            </w:pPr>
+            <w:r>
+              <w:lastRenderedPageBreak/>
+              <w:t>Why do we use MDC?</w:t>
+            </w:r>
+          </w:p>
+          <w:p>
+            <w:pPr>
+              <w:pStyle w:val="w6asjqtextbase"/>
+            </w:pPr>
+            <w:r>
+              <w:t>Imagine a Spring Boot application handling thousands of requests simultaneously.</w:t>
+            </w:r>
+          </w:p>
+          <w:p>
+            <w:pPr>
+              <w:pStyle w:val="w6asjqtextbase"/>
+            </w:pPr>
+            <w:r>
+              <w:t>Without MDC:</w:t>
+            </w:r>
+          </w:p>
+          <w:p>
+            <w:pPr>
+              <w:pStyle w:val="HTMLPreformatted"/>
+              <w:rPr>
+                <w:rStyle w:val="HTMLCode"/>
+              </w:rPr>
+            </w:pPr>
+            <w:r>
+              <w:rPr>
+                <w:rStyle w:val="HTMLCode"/>
+              </w:rPr>
+              <w:t>INFO User logged in</w:t>
+            </w:r>
+          </w:p>
+          <w:p>
+            <w:pPr>
+              <w:pStyle w:val="HTMLPreformatted"/>
+              <w:rPr>
+                <w:rStyle w:val="HTMLCode"/>
+              </w:rPr>
+            </w:pPr>
+            <w:r>
+              <w:rPr>
+                <w:rStyle w:val="HTMLCode"/>
+              </w:rPr>
+              <w:t>INFO Payment started</w:t>
+            </w:r>
+          </w:p>
+          <w:p>
+            <w:pPr>
+              <w:pStyle w:val="HTMLPreformatted"/>
+              <w:rPr>
+                <w:rStyle w:val="HTMLCode"/>
+              </w:rPr>
+            </w:pPr>
+            <w:r>
+              <w:rPr>
+                <w:rStyle w:val="HTMLCode"/>
+              </w:rPr>
+              <w:t>INFO Order created</w:t>
+            </w:r>
+          </w:p>
+          <w:p>
+            <w:pPr>
+              <w:pStyle w:val="HTMLPreformatted"/>
+            </w:pPr>
+            <w:r>
+              <w:rPr>
+                <w:rStyle w:val="HTMLCode"/>
+              </w:rPr>
+              <w:t>INFO Payment completed</w:t>
+            </w:r>
+          </w:p>
+          <w:p>
+            <w:pPr>
+              <w:pStyle w:val="w6asjqtextbase"/>
+            </w:pPr>
+            <w:r>
+              <w:t>You don't know which logs belong to which request.</w:t>
+            </w:r>
+          </w:p>
+          <w:p>
+            <w:pPr>
+              <w:pStyle w:val="w6asjqtextbase"/>
+            </w:pPr>
+            <w:r>
+              <w:t>With MDC:</w:t>
+            </w:r>
+          </w:p>
+          <w:p>
+            <w:pPr>
+              <w:pStyle w:val="HTMLPreformatted"/>
+              <w:rPr>
+                <w:rStyle w:val="HTMLCode"/>
+              </w:rPr>
+            </w:pPr>
+            <w:r>
+              <w:rPr>
+                <w:rStyle w:val="HTMLCode"/>
+              </w:rPr>
+              <w:t>INFO [requestId=REQ-123] User logged in</w:t>
+            </w:r>
+          </w:p>
+          <w:p>
+            <w:pPr>
+              <w:pStyle w:val="HTMLPreformatted"/>
+              <w:rPr>
+                <w:rStyle w:val="HTMLCode"/>
+              </w:rPr>
+            </w:pPr>
+            <w:r>
+              <w:rPr>
+                <w:rStyle w:val="HTMLCode"/>
+              </w:rPr>
+              <w:t>INFO [requestId=REQ-123] Payment started</w:t>
+            </w:r>
+          </w:p>
+          <w:p>
+            <w:pPr>
+              <w:pStyle w:val="HTMLPreformatted"/>
+              <w:rPr>
+                <w:rStyle w:val="HTMLCode"/>
+              </w:rPr>
+            </w:pPr>
+            <w:r>
+              <w:rPr>
+                <w:rStyle w:val="HTMLCode"/>
+              </w:rPr>
+              <w:t>INFO [requestId=REQ-456] Order created</w:t>
+            </w:r>
+          </w:p>
+          <w:p>
+            <w:pPr>
+              <w:pStyle w:val="HTMLPreformatted"/>
+            </w:pPr>
+            <w:r>
+              <w:rPr>
+                <w:rStyle w:val="HTMLCode"/>
+              </w:rPr>
+              <w:t>INFO [requestId=REQ-123] Payment completed</w:t>
+            </w:r>
+          </w:p>
+          <w:p>
+            <w:pPr>
+              <w:pStyle w:val="w6asjqtextbase"/>
+            </w:pPr>
+            <w:r>
+              <w:t>Now you can trace one request across the application.</w:t>
+            </w:r>
+          </w:p>
+          <w:p>
+            <w:pPr>
+              <w:pStyle w:val="Heading2"/>
+              <w:rPr>
+                <w:rFonts w:ascii="Times New Roman" w:hAnsi="Times New Roman"/>
+                <w:color w:val="auto"/>
+                <w:sz w:val="36"/>
+              </w:rPr>
+            </w:pPr>
+            <w:r>
+              <w:t>Syntax</w:t>
+            </w:r>
+          </w:p>
+          <w:p>
+            <w:pPr>
+              <w:pStyle w:val="HTMLPreformatted"/>
+              <w:rPr>
+                <w:rStyle w:val="HTMLCode"/>
+                <w:rFonts w:eastAsiaTheme="majorEastAsia"/>
+              </w:rPr>
+            </w:pPr>
+            <w:r>
+              <w:rPr>
+                <w:rStyle w:val="g"/>
+              </w:rPr>
+              <w:t>import</w:t>
+            </w:r>
+            <w:r>
+              <w:rPr>
+                <w:rStyle w:val="HTMLCode"/>
+                <w:rFonts w:eastAsiaTheme="majorEastAsia"/>
+              </w:rPr>
+              <w:t xml:space="preserve"> </w:t>
+            </w:r>
+            <w:r>
+              <w:rPr>
+                <w:rStyle w:val="m"/>
+              </w:rPr>
+              <w:t>org</w:t>
+            </w:r>
+            <w:r>
+              <w:rPr>
+                <w:rStyle w:val="g"/>
+              </w:rPr>
+              <w:t>.</w:t>
+            </w:r>
+            <w:r>
+              <w:rPr>
+                <w:rStyle w:val="m"/>
+              </w:rPr>
+              <w:t>apache</w:t>
+            </w:r>
+            <w:r>
+              <w:rPr>
+                <w:rStyle w:val="g"/>
+              </w:rPr>
+              <w:t>.</w:t>
+            </w:r>
+            <w:r>
+              <w:rPr>
+                <w:rStyle w:val="m"/>
+              </w:rPr>
+              <w:t>logging</w:t>
+            </w:r>
+            <w:r>
+              <w:rPr>
+                <w:rStyle w:val="g"/>
+              </w:rPr>
+              <w:t>.</w:t>
+            </w:r>
+            <w:r>
+              <w:rPr>
+                <w:rStyle w:val="m"/>
+              </w:rPr>
+              <w:t>log4j</w:t>
+            </w:r>
+            <w:r>
+              <w:rPr>
+                <w:rStyle w:val="g"/>
+              </w:rPr>
+              <w:t>.</w:t>
+            </w:r>
+            <w:r>
+              <w:rPr>
+                <w:rStyle w:val="m"/>
+              </w:rPr>
+              <w:t>ThreadContext</w:t>
+            </w:r>
+            <w:r>
+              <w:rPr>
+                <w:rStyle w:val="HTMLCode"/>
+                <w:rFonts w:eastAsiaTheme="majorEastAsia"/>
+              </w:rPr>
+              <w:t>;</w:t>
+            </w:r>
+          </w:p>
+          <w:p>
+            <w:pPr>
+              <w:pStyle w:val="HTMLPreformatted"/>
+              <w:rPr>
+                <w:rStyle w:val="HTMLCode"/>
+                <w:rFonts w:eastAsiaTheme="majorEastAsia"/>
+              </w:rPr>
+            </w:pPr>
+            <w:r>
+              <w:rPr>
+                <w:rStyle w:val="e"/>
+              </w:rPr>
+              <w:t>// (Log4j2 uses ThreadContext instead of MDC class.)</w:t>
+            </w:r>
+          </w:p>
+          <w:p>
+            <w:pPr>
+              <w:pStyle w:val="HTMLPreformatted"/>
+              <w:rPr>
+                <w:rStyle w:val="HTMLCode"/>
+                <w:rFonts w:eastAsiaTheme="majorEastAsia"/>
+              </w:rPr>
+            </w:pPr>
+          </w:p>
+          <w:p>
+            <w:pPr>
+              <w:pStyle w:val="HTMLPreformatted"/>
+            </w:pPr>
+            <w:r>
+              <w:rPr>
+                <w:rStyle w:val="m"/>
+              </w:rPr>
+              <w:t>ThreadContext</w:t>
+            </w:r>
+            <w:r>
+              <w:rPr>
+                <w:rStyle w:val="g"/>
+              </w:rPr>
+              <w:t>.</w:t>
+            </w:r>
+            <w:r>
+              <w:rPr>
+                <w:rStyle w:val="m"/>
+              </w:rPr>
+              <w:t>put</w:t>
+            </w:r>
+            <w:r>
+              <w:rPr>
+                <w:rStyle w:val="HTMLCode"/>
+                <w:rFonts w:eastAsiaTheme="majorEastAsia"/>
+              </w:rPr>
+              <w:t>(</w:t>
+            </w:r>
+            <w:r>
+              <w:rPr>
+                <w:rStyle w:val="k"/>
+              </w:rPr>
+              <w:t>"requestId"</w:t>
+            </w:r>
+            <w:r>
+              <w:rPr>
+                <w:rStyle w:val="HTMLCode"/>
+                <w:rFonts w:eastAsiaTheme="majorEastAsia"/>
+              </w:rPr>
+              <w:t xml:space="preserve">, </w:t>
+            </w:r>
+            <w:r>
+              <w:rPr>
+                <w:rStyle w:val="k"/>
+              </w:rPr>
+              <w:t>"REQ-12345"</w:t>
+            </w:r>
+            <w:r>
+              <w:rPr>
+                <w:rStyle w:val="HTMLCode"/>
+                <w:rFonts w:eastAsiaTheme="majorEastAsia"/>
+              </w:rPr>
+              <w:t>);</w:t>
+            </w:r>
+          </w:p>
+          <w:p>
+            <w:pPr>
+              <w:pStyle w:val="w6asjqtextbase"/>
+            </w:pPr>
+            <w:r>
+              <w:t xml:space="preserve">Older APIs may expose </w:t>
+            </w:r>
+            <w:r>
+              <w:rPr>
+                <w:rStyle w:val="HTMLCode"/>
+                <w:rFonts w:eastAsiaTheme="majorEastAsia"/>
+              </w:rPr>
+              <w:t>MDC.put()</w:t>
+            </w:r>
+            <w:r>
+              <w:t xml:space="preserve">, but </w:t>
+            </w:r>
+            <w:r>
+              <w:rPr>
+                <w:rStyle w:val="w6asjqtextbase1"/>
+              </w:rPr>
+              <w:t xml:space="preserve">Log4j2 recommends </w:t>
+            </w:r>
+            <w:r>
+              <w:rPr>
+                <w:rStyle w:val="HTMLCode"/>
+                <w:rFonts w:eastAsiaTheme="majorEastAsia"/>
+              </w:rPr>
+              <w:t>ThreadContext.put()</w:t>
+            </w:r>
+            <w:r>
+              <w:t>.</w:t>
+            </w:r>
+          </w:p>
+          <w:p>
+            <w:pPr>
+              <w:pStyle w:val="1violet"/>
+            </w:pPr>
+          </w:p>
+        </w:tc>
+        <w:tc>
+          <w:tcPr>
+            <w:tcW w:w="11515" w:type="dxa"/>
+          </w:tcPr>
+          <w:p>
+            <w:pPr>
+              <w:pStyle w:val="1violet"/>
+              <w:rPr>
+                <w:b/>
+                <w:bCs/>
+                <w:lang w:val="en-IN"/>
+              </w:rPr>
+            </w:pPr>
+            <w:r>
+              <w:rPr>
+                <w:b/>
+                <w:bCs/>
+                <w:lang w:val="en-IN"/>
+              </w:rPr>
+              <w:t>Complete Example</w:t>
+            </w:r>
+          </w:p>
+          <w:p>
+            <w:pPr>
+              <w:pStyle w:val="1violet"/>
+              <w:rPr>
+                <w:lang w:val="en-IN"/>
+              </w:rPr>
+            </w:pPr>
+            <w:r>
+              <w:rPr>
+                <w:lang w:val="en-IN"/>
+              </w:rPr>
+              <w:t>import org.apache.logging.log4j.LogManager;</w:t>
+            </w:r>
+          </w:p>
+          <w:p>
+            <w:pPr>
+              <w:pStyle w:val="1violet"/>
+              <w:rPr>
+                <w:lang w:val="en-IN"/>
+              </w:rPr>
+            </w:pPr>
+            <w:r>
+              <w:rPr>
+                <w:lang w:val="en-IN"/>
+              </w:rPr>
+              <w:t>import org.apache.logging.log4j.Logger;</w:t>
+            </w:r>
+          </w:p>
+          <w:p>
+            <w:pPr>
+              <w:pStyle w:val="1violet"/>
+              <w:rPr>
+                <w:lang w:val="en-IN"/>
+              </w:rPr>
+            </w:pPr>
+            <w:r>
+              <w:rPr>
+                <w:lang w:val="en-IN"/>
+              </w:rPr>
+              <w:t>import org.apache.logging.log4j.ThreadContext;</w:t>
+            </w:r>
+          </w:p>
+          <w:p>
+            <w:pPr>
+              <w:pStyle w:val="1violet"/>
+              <w:rPr>
+                <w:lang w:val="en-IN"/>
+              </w:rPr>
+            </w:pPr>
+          </w:p>
+          <w:p>
+            <w:pPr>
+              <w:pStyle w:val="1violet"/>
+              <w:rPr>
+                <w:lang w:val="en-IN"/>
+              </w:rPr>
+            </w:pPr>
+            <w:r>
+              <w:rPr>
+                <w:lang w:val="en-IN"/>
+              </w:rPr>
+              <w:t>public class PaymentService {</w:t>
+            </w:r>
+          </w:p>
+          <w:p>
+            <w:pPr>
+              <w:pStyle w:val="1violet"/>
+              <w:rPr>
+                <w:lang w:val="en-IN"/>
+              </w:rPr>
+            </w:pPr>
+          </w:p>
+          <w:p>
+            <w:pPr>
+              <w:pStyle w:val="1violet"/>
+              <w:rPr>
+                <w:lang w:val="en-IN"/>
+              </w:rPr>
+            </w:pPr>
+            <w:r>
+              <w:rPr>
+                <w:lang w:val="en-IN"/>
+              </w:rPr>
+              <w:t xml:space="preserve">    private static final Logger log = LogManager.getLogger(PaymentService.class);</w:t>
+            </w:r>
+          </w:p>
+          <w:p>
+            <w:pPr>
+              <w:pStyle w:val="1violet"/>
+              <w:rPr>
+                <w:lang w:val="en-IN"/>
+              </w:rPr>
+            </w:pPr>
+          </w:p>
+          <w:p>
+            <w:pPr>
+              <w:pStyle w:val="1violet"/>
+              <w:rPr>
+                <w:lang w:val="en-IN"/>
+              </w:rPr>
+            </w:pPr>
+            <w:r>
+              <w:rPr>
+                <w:lang w:val="en-IN"/>
+              </w:rPr>
+              <w:t xml:space="preserve">    public void processPayment() {</w:t>
+            </w:r>
+          </w:p>
+          <w:p>
+            <w:pPr>
+              <w:pStyle w:val="1violet"/>
+              <w:rPr>
+                <w:lang w:val="en-IN"/>
+              </w:rPr>
+            </w:pPr>
+          </w:p>
+          <w:p>
+            <w:pPr>
+              <w:pStyle w:val="1violet"/>
+              <w:rPr>
+                <w:lang w:val="en-IN"/>
+              </w:rPr>
+            </w:pPr>
+            <w:r>
+              <w:rPr>
+                <w:lang w:val="en-IN"/>
+              </w:rPr>
+              <w:t xml:space="preserve">        ThreadContext.put("requestId", "REQ-101");</w:t>
+            </w:r>
+          </w:p>
+          <w:p>
+            <w:pPr>
+              <w:pStyle w:val="1violet"/>
+              <w:rPr>
+                <w:lang w:val="en-IN"/>
+              </w:rPr>
+            </w:pPr>
+            <w:r>
+              <w:rPr>
+                <w:lang w:val="en-IN"/>
+              </w:rPr>
+              <w:t xml:space="preserve">        ThreadContext.put("userId", "USER-55");</w:t>
+            </w:r>
+          </w:p>
+          <w:p>
+            <w:pPr>
+              <w:pStyle w:val="1violet"/>
+              <w:rPr>
+                <w:lang w:val="en-IN"/>
+              </w:rPr>
+            </w:pPr>
+          </w:p>
+          <w:p>
+            <w:pPr>
+              <w:pStyle w:val="1violet"/>
+              <w:rPr>
+                <w:lang w:val="en-IN"/>
+              </w:rPr>
+            </w:pPr>
+            <w:r>
+              <w:rPr>
+                <w:lang w:val="en-IN"/>
+              </w:rPr>
+              <w:t xml:space="preserve">        log.info("Payment started");</w:t>
+            </w:r>
+          </w:p>
+          <w:p>
+            <w:pPr>
+              <w:pStyle w:val="1violet"/>
+              <w:rPr>
+                <w:lang w:val="en-IN"/>
+              </w:rPr>
+            </w:pPr>
+            <w:r>
+              <w:rPr>
+                <w:lang w:val="en-IN"/>
+              </w:rPr>
+              <w:t xml:space="preserve">        log.info("Payment validated");</w:t>
+            </w:r>
+          </w:p>
+          <w:p>
+            <w:pPr>
+              <w:pStyle w:val="1violet"/>
+              <w:rPr>
+                <w:lang w:val="en-IN"/>
+              </w:rPr>
+            </w:pPr>
+            <w:r>
+              <w:rPr>
+                <w:lang w:val="en-IN"/>
+              </w:rPr>
+              <w:t xml:space="preserve">        log.info("Payment completed");</w:t>
+            </w:r>
+          </w:p>
+          <w:p>
+            <w:pPr>
+              <w:pStyle w:val="1violet"/>
+              <w:rPr>
+                <w:lang w:val="en-IN"/>
+              </w:rPr>
+            </w:pPr>
+          </w:p>
+          <w:p>
+            <w:pPr>
+              <w:pStyle w:val="1violet"/>
+              <w:rPr>
+                <w:lang w:val="en-IN"/>
+              </w:rPr>
+            </w:pPr>
+            <w:r>
+              <w:rPr>
+                <w:lang w:val="en-IN"/>
+              </w:rPr>
+              <w:t xml:space="preserve">        ThreadContext.clearAll();</w:t>
+            </w:r>
+          </w:p>
+          <w:p>
+            <w:pPr>
+              <w:pStyle w:val="1violet"/>
+              <w:rPr>
+                <w:lang w:val="en-IN"/>
+              </w:rPr>
+            </w:pPr>
+            <w:r>
+              <w:rPr>
+                <w:lang w:val="en-IN"/>
+              </w:rPr>
+              <w:t xml:space="preserve">    }</w:t>
+            </w:r>
+          </w:p>
+          <w:p>
+            <w:pPr>
+              <w:pStyle w:val="1violet"/>
+              <w:rPr>
+                <w:lang w:val="en-IN"/>
+              </w:rPr>
+            </w:pPr>
+            <w:r>
+              <w:rPr>
+                <w:lang w:val="en-IN"/>
+              </w:rPr>
+              <w:t>}</w:t>
+            </w:r>
+          </w:p>
+          <w:p>
+            <w:pPr>
+              <w:pStyle w:val="1violet"/>
+              <w:rPr>
+                <w:b/>
+                <w:bCs/>
+                <w:lang w:val="en-IN"/>
+              </w:rPr>
+            </w:pPr>
+            <w:r>
+              <w:rPr>
+                <w:b/>
+                <w:bCs/>
+                <w:lang w:val="en-IN"/>
+              </w:rPr>
+              <w:t>Output</w:t>
+            </w:r>
+          </w:p>
+          <w:p>
+            <w:pPr>
+              <w:pStyle w:val="1violet"/>
+              <w:rPr>
+                <w:lang w:val="en-IN"/>
+              </w:rPr>
+            </w:pPr>
+            <w:r>
+              <w:rPr>
+                <w:lang w:val="en-IN"/>
+              </w:rPr>
+              <w:t>2026-08-26 10:00:01 INFO [REQ-101] [USER-55] Payment started</w:t>
+            </w:r>
+          </w:p>
+          <w:p>
+            <w:pPr>
+              <w:pStyle w:val="1violet"/>
+              <w:rPr>
+                <w:lang w:val="en-IN"/>
+              </w:rPr>
+            </w:pPr>
+            <w:r>
+              <w:rPr>
+                <w:lang w:val="en-IN"/>
+              </w:rPr>
+              <w:t>2026-08-26 10:00:02 INFO [REQ-101] [USER-55] Payment validated</w:t>
+            </w:r>
+          </w:p>
+          <w:p>
+            <w:pPr>
+              <w:pStyle w:val="1violet"/>
+            </w:pPr>
+          </w:p>
+          <w:p>
+            <w:pPr>
+              <w:pStyle w:val="1violet"/>
+            </w:pPr>
+          </w:p>
+        </w:tc>
+      </w:tr>
+    </w:tbl>
+    <w:p/>
+    <w:tbl>
+      <w:tblPr>
+        <w:tblStyle w:val="TableGrid"/>
+        <w:tblW w:w="0" w:type="auto"/>
+        <w:tblLook w:val="04A0" w:firstRow="1" w:lastRow="0" w:firstColumn="1" w:lastColumn="0" w:noHBand="0" w:noVBand="1"/>
+      </w:tblPr>
+      <w:tblGrid>
+        <w:gridCol w:w="11515"/>
+        <w:gridCol w:w="11515"/>
+      </w:tblGrid>
+      <w:tr>
+        <w:tc>
+          <w:tcPr>
+            <w:tcW w:w="11515" w:type="dxa"/>
+          </w:tcPr>
+          <w:p>
+            <w:pPr>
+              <w:pStyle w:val="Heading3"/>
+            </w:pPr>
+            <w:r>
+              <w:t>Equivalent concept</w:t>
+            </w:r>
+          </w:p>
+          <w:tbl>
+            <w:tblPr>
+              <w:tblW w:w="0" w:type="auto"/>
+              <w:tblCellSpacing w:w="15" w:type="dxa"/>
+              <w:tblBorders>
+                <w:top w:val="single" w:sz="4" w:space="0" w:color="auto"/>
+                <w:left w:val="single" w:sz="4" w:space="0" w:color="auto"/>
+                <w:bottom w:val="single" w:sz="4" w:space="0" w:color="auto"/>
+                <w:right w:val="single" w:sz="4" w:space="0" w:color="auto"/>
+                <w:insideH w:val="single" w:sz="4" w:space="0" w:color="auto"/>
+                <w:insideV w:val="single" w:sz="4" w:space="0" w:color="auto"/>
+              </w:tblBorders>
+              <w:tblCellMar>
+                <w:top w:w="15" w:type="dxa"/>
+                <w:left w:w="15" w:type="dxa"/>
+                <w:bottom w:w="15" w:type="dxa"/>
+                <w:right w:w="15" w:type="dxa"/>
+              </w:tblCellMar>
+              <w:tblLook w:val="04A0" w:firstRow="1" w:lastRow="0" w:firstColumn="1" w:lastColumn="0" w:noHBand="0" w:noVBand="1"/>
+            </w:tblPr>
+            <w:tblGrid>
+              <w:gridCol w:w="2283"/>
+              <w:gridCol w:w="2405"/>
+            </w:tblGrid>
+            <w:tr>
+              <w:trPr>
+                <w:tblCellSpacing w:w="15" w:type="dxa"/>
+              </w:trPr>
+              <w:tc>
+                <w:tcPr>
+                  <w:tcW w:w="0" w:type="auto"/>
+                  <w:vAlign w:val="center"/>
+                  <w:hideMark/>
+                </w:tcPr>
+                <w:p>
+                  <w:pPr>
+                    <w:pStyle w:val="w6asjqtextbase"/>
+                    <w:jc w:val="center"/>
+                    <w:rPr>
+                      <w:rFonts w:ascii="Comic Sans MS" w:hAnsi="Comic Sans MS"/>
+                      <w:b/>
+                      <w:bCs/>
+                    </w:rPr>
+                  </w:pPr>
+                  <w:r>
+                    <w:rPr>
+                      <w:rFonts w:ascii="Comic Sans MS" w:hAnsi="Comic Sans MS"/>
+                      <w:b/>
+                      <w:bCs/>
+                    </w:rPr>
+                    <w:t>Logging Framework</w:t>
+                  </w:r>
+                </w:p>
+              </w:tc>
+              <w:tc>
+                <w:tcPr>
+                  <w:tcW w:w="0" w:type="auto"/>
+                  <w:vAlign w:val="center"/>
+                  <w:hideMark/>
+                </w:tcPr>
+                <w:p>
+                  <w:pPr>
+                    <w:pStyle w:val="w6asjqtextbase"/>
+                    <w:jc w:val="center"/>
+                    <w:rPr>
+                      <w:rFonts w:ascii="Comic Sans MS" w:hAnsi="Comic Sans MS"/>
+                      <w:b/>
+                      <w:bCs/>
+                    </w:rPr>
+                  </w:pPr>
+                  <w:r>
+                    <w:rPr>
+                      <w:rFonts w:ascii="Comic Sans MS" w:hAnsi="Comic Sans MS"/>
+                      <w:b/>
+                      <w:bCs/>
+                    </w:rPr>
+                    <w:t>Method</w:t>
+                  </w:r>
+                </w:p>
+              </w:tc>
+            </w:tr>
+            <w:tr>
+              <w:trPr>
+                <w:tblCellSpacing w:w="15" w:type="dxa"/>
+              </w:trPr>
+              <w:tc>
+                <w:tcPr>
+                  <w:tcW w:w="0" w:type="auto"/>
+                  <w:vAlign w:val="center"/>
+                  <w:hideMark/>
+                </w:tcPr>
+                <w:p>
+                  <w:pPr>
+                    <w:pStyle w:val="w6asjqtextbase"/>
+                    <w:rPr>
+                      <w:rFonts w:ascii="Comic Sans MS" w:hAnsi="Comic Sans MS"/>
+                    </w:rPr>
+                  </w:pPr>
+                  <w:r>
+                    <w:rPr>
+                      <w:rFonts w:ascii="Comic Sans MS" w:hAnsi="Comic Sans MS"/>
+                    </w:rPr>
+                    <w:t>Log4j2</w:t>
+                  </w:r>
+                </w:p>
+              </w:tc>
+              <w:tc>
+                <w:tcPr>
+                  <w:tcW w:w="0" w:type="auto"/>
+                  <w:vAlign w:val="center"/>
+                  <w:hideMark/>
+                </w:tcPr>
+                <w:p>
+                  <w:pPr>
+                    <w:pStyle w:val="w6asjqtextbase"/>
+                    <w:rPr>
+                      <w:rFonts w:ascii="Comic Sans MS" w:hAnsi="Comic Sans MS"/>
+                    </w:rPr>
+                  </w:pPr>
+                  <w:r>
+                    <w:rPr>
+                      <w:rStyle w:val="HTMLCode"/>
+                      <w:rFonts w:ascii="Comic Sans MS" w:eastAsiaTheme="majorEastAsia" w:hAnsi="Comic Sans MS"/>
+                      <w:sz w:val="24"/>
+                      <w:szCs w:val="24"/>
+                    </w:rPr>
+                    <w:t>ThreadContext.put()</w:t>
+                  </w:r>
+                </w:p>
+              </w:tc>
+            </w:tr>
+            <w:tr>
+              <w:trPr>
+                <w:tblCellSpacing w:w="15" w:type="dxa"/>
+              </w:trPr>
+              <w:tc>
+                <w:tcPr>
+                  <w:tcW w:w="0" w:type="auto"/>
+                  <w:vAlign w:val="center"/>
+                  <w:hideMark/>
+                </w:tcPr>
+                <w:p>
+                  <w:pPr>
+                    <w:pStyle w:val="w6asjqtextbase"/>
+                    <w:rPr>
+                      <w:rFonts w:ascii="Comic Sans MS" w:hAnsi="Comic Sans MS"/>
+                    </w:rPr>
+                  </w:pPr>
+                  <w:r>
+                    <w:rPr>
+                      <w:rFonts w:ascii="Comic Sans MS" w:hAnsi="Comic Sans MS"/>
+                    </w:rPr>
+                    <w:t>SLF4J + Logback</w:t>
+                  </w:r>
+                </w:p>
+              </w:tc>
+              <w:tc>
+                <w:tcPr>
+                  <w:tcW w:w="0" w:type="auto"/>
+                  <w:vAlign w:val="center"/>
+                  <w:hideMark/>
+                </w:tcPr>
+                <w:p>
+                  <w:pPr>
+                    <w:pStyle w:val="w6asjqtextbase"/>
+                    <w:rPr>
+                      <w:rFonts w:ascii="Comic Sans MS" w:hAnsi="Comic Sans MS"/>
+                    </w:rPr>
+                  </w:pPr>
+                  <w:r>
+                    <w:rPr>
+                      <w:rStyle w:val="HTMLCode"/>
+                      <w:rFonts w:ascii="Comic Sans MS" w:eastAsiaTheme="majorEastAsia" w:hAnsi="Comic Sans MS"/>
+                      <w:sz w:val="24"/>
+                      <w:szCs w:val="24"/>
+                    </w:rPr>
+                    <w:t>MDC.put()</w:t>
+                  </w:r>
+                </w:p>
+              </w:tc>
+            </w:tr>
+            <w:tr>
+              <w:trPr>
+                <w:tblCellSpacing w:w="15" w:type="dxa"/>
+              </w:trPr>
+              <w:tc>
+                <w:tcPr>
+                  <w:tcW w:w="0" w:type="auto"/>
+                  <w:vAlign w:val="center"/>
+                  <w:hideMark/>
+                </w:tcPr>
+                <w:p>
+                  <w:pPr>
+                    <w:pStyle w:val="w6asjqtextbase"/>
+                    <w:rPr>
+                      <w:rFonts w:ascii="Comic Sans MS" w:hAnsi="Comic Sans MS"/>
+                    </w:rPr>
+                  </w:pPr>
+                  <w:r>
+                    <w:rPr>
+                      <w:rFonts w:ascii="Comic Sans MS" w:hAnsi="Comic Sans MS"/>
+                    </w:rPr>
+                    <w:t>Log4j 1.x</w:t>
+                  </w:r>
+                </w:p>
+              </w:tc>
+              <w:tc>
+                <w:tcPr>
+                  <w:tcW w:w="0" w:type="auto"/>
+                  <w:vAlign w:val="center"/>
+                  <w:hideMark/>
+                </w:tcPr>
+                <w:p>
+                  <w:pPr>
+                    <w:pStyle w:val="w6asjqtextbase"/>
+                    <w:rPr>
+                      <w:rFonts w:ascii="Comic Sans MS" w:hAnsi="Comic Sans MS"/>
+                    </w:rPr>
+                  </w:pPr>
+                  <w:r>
+                    <w:rPr>
+                      <w:rStyle w:val="HTMLCode"/>
+                      <w:rFonts w:ascii="Comic Sans MS" w:eastAsiaTheme="majorEastAsia" w:hAnsi="Comic Sans MS"/>
+                      <w:sz w:val="24"/>
+                      <w:szCs w:val="24"/>
+                    </w:rPr>
+                    <w:t>MDC.put()</w:t>
+                  </w:r>
+                </w:p>
+              </w:tc>
+            </w:tr>
+          </w:tbl>
+          <w:p>
+            <w:pPr>
+              <w:pStyle w:val="Heading2"/>
+              <w:outlineLvl w:val="1"/>
+            </w:pPr>
+          </w:p>
+        </w:tc>
+        <w:tc>
+          <w:tcPr>
+            <w:tcW w:w="11515" w:type="dxa"/>
+          </w:tcPr>
+          <w:p>
+            <w:pPr>
+              <w:pStyle w:val="Heading2"/>
+              <w:rPr>
+                <w:rFonts w:ascii="Times New Roman" w:hAnsi="Times New Roman"/>
+                <w:color w:val="auto"/>
+                <w:sz w:val="36"/>
+              </w:rPr>
+            </w:pPr>
+            <w:r>
+              <w:t>How does Log4j know to print it?</w:t>
+            </w:r>
+          </w:p>
+          <w:p>
+            <w:pPr>
+              <w:pStyle w:val="w6asjqtextbase"/>
+            </w:pPr>
+            <w:r>
+              <w:t>You configure the log pattern.</w:t>
+            </w:r>
+          </w:p>
+          <w:p>
+            <w:pPr>
+              <w:pStyle w:val="Heading3"/>
+            </w:pPr>
+            <w:r>
+              <w:rPr>
+                <w:rStyle w:val="HTMLCode"/>
+                <w:rFonts w:eastAsiaTheme="majorEastAsia"/>
+              </w:rPr>
+              <w:t>log4j2.xml</w:t>
+            </w:r>
+          </w:p>
+          <w:p>
+            <w:pPr>
+              <w:pStyle w:val="HTMLPreformatted"/>
+            </w:pPr>
+            <w:r>
+              <w:rPr>
+                <w:rStyle w:val="o"/>
+              </w:rPr>
+              <w:t>&lt;PatternLayout</w:t>
+            </w:r>
+            <w:r>
+              <w:rPr>
+                <w:rStyle w:val="HTMLCode"/>
+                <w:rFonts w:eastAsiaTheme="majorEastAsia"/>
+              </w:rPr>
+              <w:t xml:space="preserve"> </w:t>
+            </w:r>
+            <w:r>
+              <w:rPr>
+                <w:rStyle w:val="n"/>
+              </w:rPr>
+              <w:t>pattern</w:t>
+            </w:r>
+            <w:r>
+              <w:rPr>
+                <w:rStyle w:val="g"/>
+              </w:rPr>
+              <w:t>=</w:t>
+            </w:r>
+            <w:r>
+              <w:rPr>
+                <w:rStyle w:val="k"/>
+              </w:rPr>
+              <w:t>"%d %-5level [%X{requestId}] [%X{userId}] %msg%n"</w:t>
+            </w:r>
+            <w:r>
+              <w:rPr>
+                <w:rStyle w:val="o"/>
+              </w:rPr>
+              <w:t>/&gt;</w:t>
+            </w:r>
+          </w:p>
+          <w:p>
+            <w:pPr>
+              <w:pStyle w:val="Heading3"/>
+            </w:pPr>
+            <w:r>
+              <w:t>Meaning</w:t>
+            </w:r>
+          </w:p>
+          <w:tbl>
+            <w:tblPr>
+              <w:tblW w:w="0" w:type="auto"/>
+              <w:tblCellSpacing w:w="15" w:type="dxa"/>
+              <w:tblCellMar>
+                <w:top w:w="15" w:type="dxa"/>
+                <w:left w:w="15" w:type="dxa"/>
+                <w:bottom w:w="15" w:type="dxa"/>
+                <w:right w:w="15" w:type="dxa"/>
+              </w:tblCellMar>
+              <w:tblLook w:val="04A0" w:firstRow="1" w:lastRow="0" w:firstColumn="1" w:lastColumn="0" w:noHBand="0" w:noVBand="1"/>
+            </w:tblPr>
+            <w:tblGrid>
+              <w:gridCol w:w="1636"/>
+              <w:gridCol w:w="3162"/>
+            </w:tblGrid>
+            <w:tr>
+              <w:trPr>
+                <w:tblCellSpacing w:w="15" w:type="dxa"/>
+              </w:trPr>
+              <w:tc>
+                <w:tcPr>
+                  <w:tcW w:w="0" w:type="auto"/>
+                  <w:vAlign w:val="center"/>
+                  <w:hideMark/>
+                </w:tcPr>
+                <w:p>
+                  <w:pPr>
+                    <w:pStyle w:val="w6asjqtextbase"/>
+                  </w:pPr>
+                  <w:r>
+                    <w:rPr>
+                      <w:rStyle w:val="w6asjqtextbase1"/>
+                    </w:rPr>
+                    <w:t>Pattern</w:t>
+                  </w:r>
+                </w:p>
+              </w:tc>
+              <w:tc>
+                <w:tcPr>
+                  <w:tcW w:w="0" w:type="auto"/>
+                  <w:vAlign w:val="center"/>
+                  <w:hideMark/>
+                </w:tcPr>
+                <w:p>
+                  <w:pPr>
+                    <w:pStyle w:val="w6asjqtextbase"/>
+                  </w:pPr>
+                  <w:r>
+                    <w:rPr>
+                      <w:rStyle w:val="w6asjqtextbase1"/>
+                    </w:rPr>
+                    <w:t>Meaning</w:t>
+                  </w:r>
+                </w:p>
+              </w:tc>
+            </w:tr>
+            <w:tr>
+              <w:trPr>
+                <w:tblCellSpacing w:w="15" w:type="dxa"/>
+              </w:trPr>
+              <w:tc>
+                <w:tcPr>
+                  <w:tcW w:w="0" w:type="auto"/>
+                  <w:vAlign w:val="center"/>
+                  <w:hideMark/>
+                </w:tcPr>
+                <w:p>
+                  <w:r>
+                    <w:rPr>
+                      <w:rStyle w:val="HTMLCode"/>
+                      <w:rFonts w:eastAsiaTheme="majorEastAsia"/>
+                    </w:rPr>
+                    <w:t>%X</w:t>
+                  </w:r>
+                </w:p>
+              </w:tc>
+              <w:tc>
+                <w:tcPr>
+                  <w:tcW w:w="0" w:type="auto"/>
+                  <w:vAlign w:val="center"/>
+                  <w:hideMark/>
+                </w:tcPr>
+                <w:p>
+                  <w:r>
+                    <w:t>Print all MDC values.</w:t>
+                  </w:r>
+                </w:p>
+              </w:tc>
+            </w:tr>
+            <w:tr>
+              <w:trPr>
+                <w:tblCellSpacing w:w="15" w:type="dxa"/>
+              </w:trPr>
+              <w:tc>
+                <w:tcPr>
+                  <w:tcW w:w="0" w:type="auto"/>
+                  <w:vAlign w:val="center"/>
+                  <w:hideMark/>
+                </w:tcPr>
+                <w:p>
+                  <w:r>
+                    <w:rPr>
+                      <w:rStyle w:val="HTMLCode"/>
+                      <w:rFonts w:eastAsiaTheme="majorEastAsia"/>
+                    </w:rPr>
+                    <w:t>%X{requestId}</w:t>
+                  </w:r>
+                </w:p>
+              </w:tc>
+              <w:tc>
+                <w:tcPr>
+                  <w:tcW w:w="0" w:type="auto"/>
+                  <w:vAlign w:val="center"/>
+                  <w:hideMark/>
+                </w:tcPr>
+                <w:p>
+                  <w:pPr>
+                    <w:pStyle w:val="w6asjqtextbase"/>
+                  </w:pPr>
+                  <w:r>
+                    <w:t xml:space="preserve">Print only the </w:t>
+                  </w:r>
+                  <w:r>
+                    <w:rPr>
+                      <w:rStyle w:val="HTMLCode"/>
+                      <w:rFonts w:eastAsiaTheme="majorEastAsia"/>
+                    </w:rPr>
+                    <w:t>requestId</w:t>
+                  </w:r>
+                  <w:r>
+                    <w:t xml:space="preserve"> value.</w:t>
+                  </w:r>
+                </w:p>
+              </w:tc>
+            </w:tr>
+            <w:tr>
+              <w:trPr>
+                <w:tblCellSpacing w:w="15" w:type="dxa"/>
+              </w:trPr>
+              <w:tc>
+                <w:tcPr>
+                  <w:tcW w:w="0" w:type="auto"/>
+                  <w:vAlign w:val="center"/>
+                  <w:hideMark/>
+                </w:tcPr>
+                <w:p>
+                  <w:r>
+                    <w:rPr>
+                      <w:rStyle w:val="HTMLCode"/>
+                      <w:rFonts w:eastAsiaTheme="majorEastAsia"/>
+                    </w:rPr>
+                    <w:t>%X{userId}</w:t>
+                  </w:r>
+                </w:p>
+              </w:tc>
+              <w:tc>
+                <w:tcPr>
+                  <w:tcW w:w="0" w:type="auto"/>
+                  <w:vAlign w:val="center"/>
+                  <w:hideMark/>
+                </w:tcPr>
+                <w:p>
+                  <w:pPr>
+                    <w:pStyle w:val="w6asjqtextbase"/>
+                  </w:pPr>
+                  <w:r>
+                    <w:t xml:space="preserve">Print only the </w:t>
+                  </w:r>
+                  <w:r>
+                    <w:rPr>
+                      <w:rStyle w:val="HTMLCode"/>
+                      <w:rFonts w:eastAsiaTheme="majorEastAsia"/>
+                    </w:rPr>
+                    <w:t>userId</w:t>
+                  </w:r>
+                  <w:r>
+                    <w:t xml:space="preserve"> value.</w:t>
+                  </w:r>
+                </w:p>
+              </w:tc>
+            </w:tr>
+          </w:tbl>
+          <w:p>
+            <w:pPr>
+              <w:pStyle w:val="1violet"/>
+              <w:rPr>
+                <w:b/>
+                <w:bCs/>
+                <w:lang w:val="en-IN"/>
+              </w:rPr>
+            </w:pPr>
+          </w:p>
+        </w:tc>
+      </w:tr>
+    </w:tbl>
+    <w:p/>
+    <w:tbl>
+      <w:tblPr>
+        <w:tblStyle w:val="TableGrid"/>
+        <w:tblW w:w="0" w:type="auto"/>
+        <w:tblLook w:val="04A0" w:firstRow="1" w:lastRow="0" w:firstColumn="1" w:lastColumn="0" w:noHBand="0" w:noVBand="1"/>
+      </w:tblPr>
+      <w:tblGrid>
+        <w:gridCol w:w="8095"/>
+        <w:gridCol w:w="7020"/>
+        <w:gridCol w:w="7915"/>
+      </w:tblGrid>
+      <w:tr>
+        <w:tc>
+          <w:tcPr>
+            <w:tcW w:w="8095" w:type="dxa"/>
+          </w:tcPr>
+          <w:p>
+            <w:pPr>
+              <w:pStyle w:val="Heading3"/>
+              <w:rPr>
+                <w:rFonts w:ascii="Times New Roman" w:hAnsi="Times New Roman"/>
+                <w:color w:val="auto"/>
+                <w:sz w:val="27"/>
+              </w:rPr>
+            </w:pPr>
+            <w:r>
+              <w:lastRenderedPageBreak/>
+              <w:t>Filter adds Request ID</w:t>
+            </w:r>
+          </w:p>
+          <w:p>
+            <w:pPr>
+              <w:pStyle w:val="HTMLPreformatted"/>
+              <w:rPr>
+                <w:rStyle w:val="HTMLCode"/>
+                <w:rFonts w:eastAsiaTheme="majorEastAsia"/>
+              </w:rPr>
+            </w:pPr>
+            <w:r>
+              <w:rPr>
+                <w:rStyle w:val="HTMLCode"/>
+                <w:rFonts w:eastAsiaTheme="majorEastAsia"/>
+              </w:rPr>
+              <w:t>@</w:t>
+            </w:r>
+            <w:r>
+              <w:rPr>
+                <w:rStyle w:val="m"/>
+              </w:rPr>
+              <w:t>Component</w:t>
+            </w:r>
+          </w:p>
+          <w:p>
+            <w:pPr>
+              <w:pStyle w:val="HTMLPreformatted"/>
+              <w:rPr>
+                <w:rStyle w:val="HTMLCode"/>
+                <w:rFonts w:eastAsiaTheme="majorEastAsia"/>
+              </w:rPr>
+            </w:pPr>
+            <w:r>
+              <w:rPr>
+                <w:rStyle w:val="g"/>
+              </w:rPr>
+              <w:t>public</w:t>
+            </w:r>
+            <w:r>
+              <w:rPr>
+                <w:rStyle w:val="HTMLCode"/>
+                <w:rFonts w:eastAsiaTheme="majorEastAsia"/>
+              </w:rPr>
+              <w:t xml:space="preserve"> </w:t>
+            </w:r>
+            <w:r>
+              <w:rPr>
+                <w:rStyle w:val="g"/>
+              </w:rPr>
+              <w:t>class</w:t>
+            </w:r>
+            <w:r>
+              <w:rPr>
+                <w:rStyle w:val="HTMLCode"/>
+                <w:rFonts w:eastAsiaTheme="majorEastAsia"/>
+              </w:rPr>
+              <w:t xml:space="preserve"> </w:t>
+            </w:r>
+            <w:r>
+              <w:rPr>
+                <w:rStyle w:val="m"/>
+              </w:rPr>
+              <w:t>LoggingFilter</w:t>
+            </w:r>
+            <w:r>
+              <w:rPr>
+                <w:rStyle w:val="HTMLCode"/>
+                <w:rFonts w:eastAsiaTheme="majorEastAsia"/>
+              </w:rPr>
+              <w:t xml:space="preserve"> </w:t>
+            </w:r>
+            <w:r>
+              <w:rPr>
+                <w:rStyle w:val="g"/>
+              </w:rPr>
+              <w:t>extends</w:t>
+            </w:r>
+            <w:r>
+              <w:rPr>
+                <w:rStyle w:val="HTMLCode"/>
+                <w:rFonts w:eastAsiaTheme="majorEastAsia"/>
+              </w:rPr>
+              <w:t xml:space="preserve"> </w:t>
+            </w:r>
+            <w:r>
+              <w:rPr>
+                <w:rStyle w:val="m"/>
+              </w:rPr>
+              <w:t>OncePerRequestFilter</w:t>
+            </w:r>
+            <w:r>
+              <w:rPr>
+                <w:rStyle w:val="HTMLCode"/>
+                <w:rFonts w:eastAsiaTheme="majorEastAsia"/>
+              </w:rPr>
+              <w:t xml:space="preserve"> {</w:t>
+            </w:r>
+          </w:p>
+          <w:p>
+            <w:pPr>
+              <w:pStyle w:val="HTMLPreformatted"/>
+              <w:rPr>
+                <w:rStyle w:val="HTMLCode"/>
+                <w:rFonts w:eastAsiaTheme="majorEastAsia"/>
+              </w:rPr>
+            </w:pPr>
+          </w:p>
+          <w:p>
+            <w:pPr>
+              <w:pStyle w:val="HTMLPreformatted"/>
+              <w:rPr>
+                <w:rStyle w:val="HTMLCode"/>
+                <w:rFonts w:eastAsiaTheme="majorEastAsia"/>
+              </w:rPr>
+            </w:pPr>
+            <w:r>
+              <w:rPr>
+                <w:rStyle w:val="HTMLCode"/>
+                <w:rFonts w:eastAsiaTheme="majorEastAsia"/>
+              </w:rPr>
+              <w:t xml:space="preserve">    @</w:t>
+            </w:r>
+            <w:r>
+              <w:rPr>
+                <w:rStyle w:val="m"/>
+              </w:rPr>
+              <w:t>Override</w:t>
+            </w:r>
+          </w:p>
+          <w:p>
+            <w:pPr>
+              <w:pStyle w:val="HTMLPreformatted"/>
+              <w:rPr>
+                <w:rStyle w:val="HTMLCode"/>
+                <w:rFonts w:eastAsiaTheme="majorEastAsia"/>
+              </w:rPr>
+            </w:pPr>
+            <w:r>
+              <w:rPr>
+                <w:rStyle w:val="HTMLCode"/>
+                <w:rFonts w:eastAsiaTheme="majorEastAsia"/>
+              </w:rPr>
+              <w:t xml:space="preserve">    </w:t>
+            </w:r>
+            <w:r>
+              <w:rPr>
+                <w:rStyle w:val="g"/>
+              </w:rPr>
+              <w:t>protected</w:t>
+            </w:r>
+            <w:r>
+              <w:rPr>
+                <w:rStyle w:val="HTMLCode"/>
+                <w:rFonts w:eastAsiaTheme="majorEastAsia"/>
+              </w:rPr>
+              <w:t xml:space="preserve"> </w:t>
+            </w:r>
+            <w:r>
+              <w:rPr>
+                <w:rStyle w:val="g"/>
+              </w:rPr>
+              <w:t>void</w:t>
+            </w:r>
+            <w:r>
+              <w:rPr>
+                <w:rStyle w:val="HTMLCode"/>
+                <w:rFonts w:eastAsiaTheme="majorEastAsia"/>
+              </w:rPr>
+              <w:t xml:space="preserve"> </w:t>
+            </w:r>
+            <w:r>
+              <w:rPr>
+                <w:rStyle w:val="m"/>
+              </w:rPr>
+              <w:t>doFilterInternal</w:t>
+            </w:r>
+            <w:r>
+              <w:rPr>
+                <w:rStyle w:val="HTMLCode"/>
+                <w:rFonts w:eastAsiaTheme="majorEastAsia"/>
+              </w:rPr>
+              <w:t>(</w:t>
+            </w:r>
+            <w:r>
+              <w:rPr>
+                <w:rStyle w:val="m"/>
+              </w:rPr>
+              <w:t>HttpServletRequest</w:t>
+            </w:r>
+            <w:r>
+              <w:rPr>
+                <w:rStyle w:val="HTMLCode"/>
+                <w:rFonts w:eastAsiaTheme="majorEastAsia"/>
+              </w:rPr>
+              <w:t xml:space="preserve"> </w:t>
+            </w:r>
+            <w:r>
+              <w:rPr>
+                <w:rStyle w:val="m"/>
+              </w:rPr>
+              <w:t>request</w:t>
+            </w:r>
+            <w:r>
+              <w:rPr>
+                <w:rStyle w:val="HTMLCode"/>
+                <w:rFonts w:eastAsiaTheme="majorEastAsia"/>
+              </w:rPr>
+              <w:t>,</w:t>
+            </w:r>
+          </w:p>
+          <w:p>
+            <w:pPr>
+              <w:pStyle w:val="HTMLPreformatted"/>
+              <w:rPr>
+                <w:rStyle w:val="HTMLCode"/>
+                <w:rFonts w:eastAsiaTheme="majorEastAsia"/>
+              </w:rPr>
+            </w:pPr>
+            <w:r>
+              <w:rPr>
+                <w:rStyle w:val="HTMLCode"/>
+                <w:rFonts w:eastAsiaTheme="majorEastAsia"/>
+              </w:rPr>
+              <w:t xml:space="preserve">                                    </w:t>
+            </w:r>
+            <w:r>
+              <w:rPr>
+                <w:rStyle w:val="m"/>
+              </w:rPr>
+              <w:t>HttpServletResponse</w:t>
+            </w:r>
+            <w:r>
+              <w:rPr>
+                <w:rStyle w:val="HTMLCode"/>
+                <w:rFonts w:eastAsiaTheme="majorEastAsia"/>
+              </w:rPr>
+              <w:t xml:space="preserve"> </w:t>
+            </w:r>
+            <w:r>
+              <w:rPr>
+                <w:rStyle w:val="m"/>
+              </w:rPr>
+              <w:t>response</w:t>
+            </w:r>
+            <w:r>
+              <w:rPr>
+                <w:rStyle w:val="HTMLCode"/>
+                <w:rFonts w:eastAsiaTheme="majorEastAsia"/>
+              </w:rPr>
+              <w:t>,</w:t>
+            </w:r>
+          </w:p>
+          <w:p>
+            <w:pPr>
+              <w:pStyle w:val="HTMLPreformatted"/>
+              <w:rPr>
+                <w:rStyle w:val="HTMLCode"/>
+                <w:rFonts w:eastAsiaTheme="majorEastAsia"/>
+              </w:rPr>
+            </w:pPr>
+            <w:r>
+              <w:rPr>
+                <w:rStyle w:val="HTMLCode"/>
+                <w:rFonts w:eastAsiaTheme="majorEastAsia"/>
+              </w:rPr>
+              <w:t xml:space="preserve">                                    </w:t>
+            </w:r>
+            <w:r>
+              <w:rPr>
+                <w:rStyle w:val="m"/>
+              </w:rPr>
+              <w:t>FilterChain</w:t>
+            </w:r>
+            <w:r>
+              <w:rPr>
+                <w:rStyle w:val="HTMLCode"/>
+                <w:rFonts w:eastAsiaTheme="majorEastAsia"/>
+              </w:rPr>
+              <w:t xml:space="preserve"> </w:t>
+            </w:r>
+            <w:r>
+              <w:rPr>
+                <w:rStyle w:val="m"/>
+              </w:rPr>
+              <w:t>chain</w:t>
+            </w:r>
+            <w:r>
+              <w:rPr>
+                <w:rStyle w:val="HTMLCode"/>
+                <w:rFonts w:eastAsiaTheme="majorEastAsia"/>
+              </w:rPr>
+              <w:t>)</w:t>
+            </w:r>
+          </w:p>
+          <w:p>
+            <w:pPr>
+              <w:pStyle w:val="HTMLPreformatted"/>
+              <w:rPr>
+                <w:rStyle w:val="HTMLCode"/>
+                <w:rFonts w:eastAsiaTheme="majorEastAsia"/>
+              </w:rPr>
+            </w:pPr>
+            <w:r>
+              <w:rPr>
+                <w:rStyle w:val="HTMLCode"/>
+                <w:rFonts w:eastAsiaTheme="majorEastAsia"/>
+              </w:rPr>
+              <w:t xml:space="preserve">            </w:t>
+            </w:r>
+            <w:r>
+              <w:rPr>
+                <w:rStyle w:val="g"/>
+              </w:rPr>
+              <w:t>throws</w:t>
+            </w:r>
+            <w:r>
+              <w:rPr>
+                <w:rStyle w:val="HTMLCode"/>
+                <w:rFonts w:eastAsiaTheme="majorEastAsia"/>
+              </w:rPr>
+              <w:t xml:space="preserve"> </w:t>
+            </w:r>
+            <w:r>
+              <w:rPr>
+                <w:rStyle w:val="m"/>
+              </w:rPr>
+              <w:t>ServletException</w:t>
+            </w:r>
+            <w:r>
+              <w:rPr>
+                <w:rStyle w:val="HTMLCode"/>
+                <w:rFonts w:eastAsiaTheme="majorEastAsia"/>
+              </w:rPr>
+              <w:t xml:space="preserve">, </w:t>
+            </w:r>
+            <w:r>
+              <w:rPr>
+                <w:rStyle w:val="m"/>
+              </w:rPr>
+              <w:t>IOException</w:t>
+            </w:r>
+            <w:r>
+              <w:rPr>
+                <w:rStyle w:val="HTMLCode"/>
+                <w:rFonts w:eastAsiaTheme="majorEastAsia"/>
+              </w:rPr>
+              <w:t xml:space="preserve"> {</w:t>
+            </w:r>
+          </w:p>
+          <w:p>
+            <w:pPr>
+              <w:pStyle w:val="HTMLPreformatted"/>
+              <w:rPr>
+                <w:rStyle w:val="HTMLCode"/>
+                <w:rFonts w:eastAsiaTheme="majorEastAsia"/>
+              </w:rPr>
+            </w:pPr>
+          </w:p>
+          <w:p>
+            <w:pPr>
+              <w:pStyle w:val="HTMLPreformatted"/>
+              <w:rPr>
+                <w:rStyle w:val="HTMLCode"/>
+                <w:rFonts w:eastAsiaTheme="majorEastAsia"/>
+              </w:rPr>
+            </w:pPr>
+            <w:r>
+              <w:rPr>
+                <w:rStyle w:val="HTMLCode"/>
+                <w:rFonts w:eastAsiaTheme="majorEastAsia"/>
+              </w:rPr>
+              <w:t xml:space="preserve">        </w:t>
+            </w:r>
+            <w:r>
+              <w:rPr>
+                <w:rStyle w:val="m"/>
+              </w:rPr>
+              <w:t>String</w:t>
+            </w:r>
+            <w:r>
+              <w:rPr>
+                <w:rStyle w:val="HTMLCode"/>
+                <w:rFonts w:eastAsiaTheme="majorEastAsia"/>
+              </w:rPr>
+              <w:t xml:space="preserve"> </w:t>
+            </w:r>
+            <w:r>
+              <w:rPr>
+                <w:rStyle w:val="m"/>
+              </w:rPr>
+              <w:t>requestId</w:t>
+            </w:r>
+            <w:r>
+              <w:rPr>
+                <w:rStyle w:val="HTMLCode"/>
+                <w:rFonts w:eastAsiaTheme="majorEastAsia"/>
+              </w:rPr>
+              <w:t xml:space="preserve"> </w:t>
+            </w:r>
+            <w:r>
+              <w:rPr>
+                <w:rStyle w:val="g"/>
+              </w:rPr>
+              <w:t>=</w:t>
+            </w:r>
+            <w:r>
+              <w:rPr>
+                <w:rStyle w:val="HTMLCode"/>
+                <w:rFonts w:eastAsiaTheme="majorEastAsia"/>
+              </w:rPr>
+              <w:t xml:space="preserve"> </w:t>
+            </w:r>
+            <w:r>
+              <w:rPr>
+                <w:rStyle w:val="m"/>
+              </w:rPr>
+              <w:t>UUID</w:t>
+            </w:r>
+            <w:r>
+              <w:rPr>
+                <w:rStyle w:val="g"/>
+              </w:rPr>
+              <w:t>.</w:t>
+            </w:r>
+            <w:r>
+              <w:rPr>
+                <w:rStyle w:val="m"/>
+              </w:rPr>
+              <w:t>randomUUID</w:t>
+            </w:r>
+            <w:r>
+              <w:rPr>
+                <w:rStyle w:val="HTMLCode"/>
+                <w:rFonts w:eastAsiaTheme="majorEastAsia"/>
+              </w:rPr>
+              <w:t>()</w:t>
+            </w:r>
+            <w:r>
+              <w:rPr>
+                <w:rStyle w:val="g"/>
+              </w:rPr>
+              <w:t>.</w:t>
+            </w:r>
+            <w:r>
+              <w:rPr>
+                <w:rStyle w:val="m"/>
+              </w:rPr>
+              <w:t>toString</w:t>
+            </w:r>
+            <w:r>
+              <w:rPr>
+                <w:rStyle w:val="HTMLCode"/>
+                <w:rFonts w:eastAsiaTheme="majorEastAsia"/>
+              </w:rPr>
+              <w:t>();</w:t>
+            </w:r>
+          </w:p>
+          <w:p>
+            <w:pPr>
+              <w:pStyle w:val="HTMLPreformatted"/>
+              <w:rPr>
+                <w:rStyle w:val="HTMLCode"/>
+                <w:rFonts w:eastAsiaTheme="majorEastAsia"/>
+              </w:rPr>
+            </w:pPr>
+          </w:p>
+          <w:p>
+            <w:pPr>
+              <w:pStyle w:val="HTMLPreformatted"/>
+              <w:rPr>
+                <w:rStyle w:val="HTMLCode"/>
+                <w:rFonts w:eastAsiaTheme="majorEastAsia"/>
+              </w:rPr>
+            </w:pPr>
+            <w:r>
+              <w:rPr>
+                <w:rStyle w:val="HTMLCode"/>
+                <w:rFonts w:eastAsiaTheme="majorEastAsia"/>
+              </w:rPr>
+              <w:t xml:space="preserve">        </w:t>
+            </w:r>
+            <w:r>
+              <w:rPr>
+                <w:rStyle w:val="m"/>
+              </w:rPr>
+              <w:t>ThreadContext</w:t>
+            </w:r>
+            <w:r>
+              <w:rPr>
+                <w:rStyle w:val="g"/>
+              </w:rPr>
+              <w:t>.</w:t>
+            </w:r>
+            <w:r>
+              <w:rPr>
+                <w:rStyle w:val="m"/>
+              </w:rPr>
+              <w:t>put</w:t>
+            </w:r>
+            <w:r>
+              <w:rPr>
+                <w:rStyle w:val="HTMLCode"/>
+                <w:rFonts w:eastAsiaTheme="majorEastAsia"/>
+              </w:rPr>
+              <w:t>(</w:t>
+            </w:r>
+            <w:r>
+              <w:rPr>
+                <w:rStyle w:val="k"/>
+              </w:rPr>
+              <w:t>"requestId"</w:t>
+            </w:r>
+            <w:r>
+              <w:rPr>
+                <w:rStyle w:val="HTMLCode"/>
+                <w:rFonts w:eastAsiaTheme="majorEastAsia"/>
+              </w:rPr>
+              <w:t xml:space="preserve">, </w:t>
+            </w:r>
+            <w:r>
+              <w:rPr>
+                <w:rStyle w:val="m"/>
+              </w:rPr>
+              <w:t>requestId</w:t>
+            </w:r>
+            <w:r>
+              <w:rPr>
+                <w:rStyle w:val="HTMLCode"/>
+                <w:rFonts w:eastAsiaTheme="majorEastAsia"/>
+              </w:rPr>
+              <w:t>);</w:t>
+            </w:r>
+          </w:p>
+          <w:p>
+            <w:pPr>
+              <w:pStyle w:val="HTMLPreformatted"/>
+              <w:rPr>
+                <w:rStyle w:val="HTMLCode"/>
+                <w:rFonts w:eastAsiaTheme="majorEastAsia"/>
+              </w:rPr>
+            </w:pPr>
+          </w:p>
+          <w:p>
+            <w:pPr>
+              <w:pStyle w:val="HTMLPreformatted"/>
+              <w:rPr>
+                <w:rStyle w:val="HTMLCode"/>
+                <w:rFonts w:eastAsiaTheme="majorEastAsia"/>
+              </w:rPr>
+            </w:pPr>
+            <w:r>
+              <w:rPr>
+                <w:rStyle w:val="HTMLCode"/>
+                <w:rFonts w:eastAsiaTheme="majorEastAsia"/>
+              </w:rPr>
+              <w:t xml:space="preserve">        </w:t>
+            </w:r>
+            <w:r>
+              <w:rPr>
+                <w:rStyle w:val="g"/>
+              </w:rPr>
+              <w:t>try</w:t>
+            </w:r>
+            <w:r>
+              <w:rPr>
+                <w:rStyle w:val="HTMLCode"/>
+                <w:rFonts w:eastAsiaTheme="majorEastAsia"/>
+              </w:rPr>
+              <w:t xml:space="preserve"> {</w:t>
+            </w:r>
+          </w:p>
+          <w:p>
+            <w:pPr>
+              <w:pStyle w:val="HTMLPreformatted"/>
+              <w:rPr>
+                <w:rStyle w:val="HTMLCode"/>
+                <w:rFonts w:eastAsiaTheme="majorEastAsia"/>
+              </w:rPr>
+            </w:pPr>
+            <w:r>
+              <w:rPr>
+                <w:rStyle w:val="HTMLCode"/>
+                <w:rFonts w:eastAsiaTheme="majorEastAsia"/>
+              </w:rPr>
+              <w:t xml:space="preserve">            </w:t>
+            </w:r>
+            <w:r>
+              <w:rPr>
+                <w:rStyle w:val="m"/>
+              </w:rPr>
+              <w:t>chain</w:t>
+            </w:r>
+            <w:r>
+              <w:rPr>
+                <w:rStyle w:val="g"/>
+              </w:rPr>
+              <w:t>.</w:t>
+            </w:r>
+            <w:r>
+              <w:rPr>
+                <w:rStyle w:val="m"/>
+              </w:rPr>
+              <w:t>doFilter</w:t>
+            </w:r>
+            <w:r>
+              <w:rPr>
+                <w:rStyle w:val="HTMLCode"/>
+                <w:rFonts w:eastAsiaTheme="majorEastAsia"/>
+              </w:rPr>
+              <w:t>(</w:t>
+            </w:r>
+            <w:r>
+              <w:rPr>
+                <w:rStyle w:val="m"/>
+              </w:rPr>
+              <w:t>request</w:t>
+            </w:r>
+            <w:r>
+              <w:rPr>
+                <w:rStyle w:val="HTMLCode"/>
+                <w:rFonts w:eastAsiaTheme="majorEastAsia"/>
+              </w:rPr>
+              <w:t xml:space="preserve">, </w:t>
+            </w:r>
+            <w:r>
+              <w:rPr>
+                <w:rStyle w:val="m"/>
+              </w:rPr>
+              <w:t>response</w:t>
+            </w:r>
+            <w:r>
+              <w:rPr>
+                <w:rStyle w:val="HTMLCode"/>
+                <w:rFonts w:eastAsiaTheme="majorEastAsia"/>
+              </w:rPr>
+              <w:t>);</w:t>
+            </w:r>
+          </w:p>
+          <w:p>
+            <w:pPr>
+              <w:pStyle w:val="HTMLPreformatted"/>
+              <w:rPr>
+                <w:rStyle w:val="HTMLCode"/>
+                <w:rFonts w:eastAsiaTheme="majorEastAsia"/>
+              </w:rPr>
+            </w:pPr>
+            <w:r>
+              <w:rPr>
+                <w:rStyle w:val="HTMLCode"/>
+                <w:rFonts w:eastAsiaTheme="majorEastAsia"/>
+              </w:rPr>
+              <w:t xml:space="preserve">        } </w:t>
+            </w:r>
+            <w:r>
+              <w:rPr>
+                <w:rStyle w:val="g"/>
+              </w:rPr>
+              <w:t>finally</w:t>
+            </w:r>
+            <w:r>
+              <w:rPr>
+                <w:rStyle w:val="HTMLCode"/>
+                <w:rFonts w:eastAsiaTheme="majorEastAsia"/>
+              </w:rPr>
+              <w:t xml:space="preserve"> {</w:t>
+            </w:r>
+          </w:p>
+          <w:p>
+            <w:pPr>
+              <w:pStyle w:val="HTMLPreformatted"/>
+              <w:rPr>
+                <w:rStyle w:val="HTMLCode"/>
+                <w:rFonts w:eastAsiaTheme="majorEastAsia"/>
+              </w:rPr>
+            </w:pPr>
+            <w:r>
+              <w:rPr>
+                <w:rStyle w:val="HTMLCode"/>
+                <w:rFonts w:eastAsiaTheme="majorEastAsia"/>
+              </w:rPr>
+              <w:t xml:space="preserve">            </w:t>
+            </w:r>
+            <w:r>
+              <w:rPr>
+                <w:rStyle w:val="m"/>
+              </w:rPr>
+              <w:t>ThreadContext</w:t>
+            </w:r>
+            <w:r>
+              <w:rPr>
+                <w:rStyle w:val="g"/>
+              </w:rPr>
+              <w:t>.</w:t>
+            </w:r>
+            <w:r>
+              <w:rPr>
+                <w:rStyle w:val="m"/>
+              </w:rPr>
+              <w:t>clearAll</w:t>
+            </w:r>
+            <w:r>
+              <w:rPr>
+                <w:rStyle w:val="HTMLCode"/>
+                <w:rFonts w:eastAsiaTheme="majorEastAsia"/>
+              </w:rPr>
+              <w:t xml:space="preserve">(); </w:t>
+            </w:r>
+            <w:r>
+              <w:rPr>
+                <w:rStyle w:val="e"/>
+              </w:rPr>
+              <w:t>// Always clear</w:t>
+            </w:r>
+          </w:p>
+          <w:p>
+            <w:pPr>
+              <w:pStyle w:val="HTMLPreformatted"/>
+              <w:rPr>
+                <w:rStyle w:val="HTMLCode"/>
+                <w:rFonts w:eastAsiaTheme="majorEastAsia"/>
+              </w:rPr>
+            </w:pPr>
+            <w:r>
+              <w:rPr>
+                <w:rStyle w:val="HTMLCode"/>
+                <w:rFonts w:eastAsiaTheme="majorEastAsia"/>
+              </w:rPr>
+              <w:t xml:space="preserve">        }</w:t>
+            </w:r>
+          </w:p>
+          <w:p>
+            <w:pPr>
+              <w:pStyle w:val="HTMLPreformatted"/>
+              <w:rPr>
+                <w:rStyle w:val="HTMLCode"/>
+                <w:rFonts w:eastAsiaTheme="majorEastAsia"/>
+              </w:rPr>
+            </w:pPr>
+            <w:r>
+              <w:rPr>
+                <w:rStyle w:val="HTMLCode"/>
+                <w:rFonts w:eastAsiaTheme="majorEastAsia"/>
+              </w:rPr>
+              <w:t xml:space="preserve">    }</w:t>
+            </w:r>
+          </w:p>
+          <w:p>
+            <w:pPr>
+              <w:pStyle w:val="HTMLPreformatted"/>
+            </w:pPr>
+            <w:r>
+              <w:rPr>
+                <w:rStyle w:val="HTMLCode"/>
+                <w:rFonts w:eastAsiaTheme="majorEastAsia"/>
+              </w:rPr>
+              <w:t>}</w:t>
+            </w:r>
+          </w:p>
+          <w:p>
+            <w:pPr>
+              <w:pStyle w:val="w6asjqtextbase"/>
+            </w:pPr>
+            <w:r>
+              <w:t>Output:</w:t>
+            </w:r>
+          </w:p>
+          <w:p>
+            <w:pPr>
+              <w:pStyle w:val="HTMLPreformatted"/>
+              <w:rPr>
+                <w:rStyle w:val="HTMLCode"/>
+                <w:rFonts w:eastAsiaTheme="majorEastAsia"/>
+              </w:rPr>
+            </w:pPr>
+            <w:r>
+              <w:rPr>
+                <w:rStyle w:val="HTMLCode"/>
+                <w:rFonts w:eastAsiaTheme="majorEastAsia"/>
+              </w:rPr>
+              <w:t>INFO [requestId=9f8ab123] Fetching orders</w:t>
+            </w:r>
+          </w:p>
+          <w:p>
+            <w:pPr>
+              <w:pStyle w:val="HTMLPreformatted"/>
+            </w:pPr>
+            <w:r>
+              <w:rPr>
+                <w:rStyle w:val="HTMLCode"/>
+                <w:rFonts w:eastAsiaTheme="majorEastAsia"/>
+              </w:rPr>
+              <w:t>INFO [requestId=9f8ab123] Calling payment service</w:t>
+            </w:r>
+          </w:p>
+          <w:p>
+            <w:pPr>
+              <w:pStyle w:val="w6asjqtextbase"/>
+            </w:pPr>
+            <w:r>
+              <w:t>Every log automatically gets the request ID.</w:t>
+            </w:r>
+          </w:p>
+          <w:p>
+            <w:pPr>
+              <w:pStyle w:val="Heading3"/>
+              <w:outlineLvl w:val="2"/>
+            </w:pPr>
+          </w:p>
+        </w:tc>
+        <w:tc>
+          <w:tcPr>
+            <w:tcW w:w="7020" w:type="dxa"/>
+          </w:tcPr>
+          <w:p>
+            <w:pPr>
+              <w:pStyle w:val="Heading2"/>
+              <w:rPr>
+                <w:rFonts w:ascii="Times New Roman" w:hAnsi="Times New Roman"/>
+                <w:color w:val="auto"/>
+                <w:sz w:val="36"/>
+              </w:rPr>
+            </w:pPr>
+            <w:r>
+              <w:rPr>
+                <w:rStyle w:val="HTMLCode"/>
+                <w:rFonts w:eastAsiaTheme="majorEastAsia"/>
+              </w:rPr>
+              <w:t>MDC.put()</w:t>
+            </w:r>
+            <w:r>
+              <w:t xml:space="preserve"> vs Passing Request ID Everywhere</w:t>
+            </w:r>
+          </w:p>
+          <w:p>
+            <w:pPr>
+              <w:pStyle w:val="Heading3"/>
+            </w:pPr>
+            <w:r>
+              <w:t>Without MDC</w:t>
+            </w:r>
+          </w:p>
+          <w:p>
+            <w:pPr>
+              <w:pStyle w:val="HTMLPreformatted"/>
+              <w:rPr>
+                <w:rStyle w:val="HTMLCode"/>
+              </w:rPr>
+            </w:pPr>
+            <w:r>
+              <w:rPr>
+                <w:rStyle w:val="m"/>
+              </w:rPr>
+              <w:t>log</w:t>
+            </w:r>
+            <w:r>
+              <w:rPr>
+                <w:rStyle w:val="g"/>
+              </w:rPr>
+              <w:t>.</w:t>
+            </w:r>
+            <w:r>
+              <w:rPr>
+                <w:rStyle w:val="m"/>
+              </w:rPr>
+              <w:t>info</w:t>
+            </w:r>
+            <w:r>
+              <w:rPr>
+                <w:rStyle w:val="HTMLCode"/>
+              </w:rPr>
+              <w:t>(</w:t>
+            </w:r>
+            <w:r>
+              <w:rPr>
+                <w:rStyle w:val="k"/>
+              </w:rPr>
+              <w:t>"Request {} started"</w:t>
+            </w:r>
+            <w:r>
+              <w:rPr>
+                <w:rStyle w:val="HTMLCode"/>
+              </w:rPr>
+              <w:t xml:space="preserve">, </w:t>
+            </w:r>
+            <w:r>
+              <w:rPr>
+                <w:rStyle w:val="m"/>
+              </w:rPr>
+              <w:t>requestId</w:t>
+            </w:r>
+            <w:r>
+              <w:rPr>
+                <w:rStyle w:val="HTMLCode"/>
+              </w:rPr>
+              <w:t>);</w:t>
+            </w:r>
+          </w:p>
+          <w:p>
+            <w:pPr>
+              <w:pStyle w:val="HTMLPreformatted"/>
+              <w:rPr>
+                <w:rStyle w:val="HTMLCode"/>
+              </w:rPr>
+            </w:pPr>
+            <w:r>
+              <w:rPr>
+                <w:rStyle w:val="m"/>
+              </w:rPr>
+              <w:t>service</w:t>
+            </w:r>
+            <w:r>
+              <w:rPr>
+                <w:rStyle w:val="g"/>
+              </w:rPr>
+              <w:t>.</w:t>
+            </w:r>
+            <w:r>
+              <w:rPr>
+                <w:rStyle w:val="m"/>
+              </w:rPr>
+              <w:t>process</w:t>
+            </w:r>
+            <w:r>
+              <w:rPr>
+                <w:rStyle w:val="HTMLCode"/>
+              </w:rPr>
+              <w:t>(</w:t>
+            </w:r>
+            <w:r>
+              <w:rPr>
+                <w:rStyle w:val="m"/>
+              </w:rPr>
+              <w:t>requestId</w:t>
+            </w:r>
+            <w:r>
+              <w:rPr>
+                <w:rStyle w:val="HTMLCode"/>
+              </w:rPr>
+              <w:t>);</w:t>
+            </w:r>
+          </w:p>
+          <w:p>
+            <w:pPr>
+              <w:pStyle w:val="HTMLPreformatted"/>
+            </w:pPr>
+            <w:r>
+              <w:rPr>
+                <w:rStyle w:val="m"/>
+              </w:rPr>
+              <w:t>repository</w:t>
+            </w:r>
+            <w:r>
+              <w:rPr>
+                <w:rStyle w:val="g"/>
+              </w:rPr>
+              <w:t>.</w:t>
+            </w:r>
+            <w:r>
+              <w:rPr>
+                <w:rStyle w:val="m"/>
+              </w:rPr>
+              <w:t>save</w:t>
+            </w:r>
+            <w:r>
+              <w:rPr>
+                <w:rStyle w:val="HTMLCode"/>
+              </w:rPr>
+              <w:t>(</w:t>
+            </w:r>
+            <w:r>
+              <w:rPr>
+                <w:rStyle w:val="m"/>
+              </w:rPr>
+              <w:t>requestId</w:t>
+            </w:r>
+            <w:r>
+              <w:rPr>
+                <w:rStyle w:val="HTMLCode"/>
+              </w:rPr>
+              <w:t>);</w:t>
+            </w:r>
+          </w:p>
+          <w:p>
+            <w:pPr>
+              <w:pStyle w:val="w6asjqtextbase"/>
+            </w:pPr>
+            <w:r>
+              <w:t xml:space="preserve">Need to pass </w:t>
+            </w:r>
+            <w:r>
+              <w:rPr>
+                <w:rStyle w:val="HTMLCode"/>
+              </w:rPr>
+              <w:t>requestId</w:t>
+            </w:r>
+            <w:r>
+              <w:t xml:space="preserve"> everywhere.</w:t>
+            </w:r>
+          </w:p>
+          <w:p>
+            <w:pPr>
+              <w:pStyle w:val="Heading3"/>
+            </w:pPr>
+            <w:r>
+              <w:t>With MDC</w:t>
+            </w:r>
+          </w:p>
+          <w:p>
+            <w:pPr>
+              <w:pStyle w:val="HTMLPreformatted"/>
+              <w:rPr>
+                <w:rStyle w:val="HTMLCode"/>
+              </w:rPr>
+            </w:pPr>
+            <w:r>
+              <w:rPr>
+                <w:rStyle w:val="m"/>
+              </w:rPr>
+              <w:t>ThreadContext</w:t>
+            </w:r>
+            <w:r>
+              <w:rPr>
+                <w:rStyle w:val="g"/>
+              </w:rPr>
+              <w:t>.</w:t>
+            </w:r>
+            <w:r>
+              <w:rPr>
+                <w:rStyle w:val="m"/>
+              </w:rPr>
+              <w:t>put</w:t>
+            </w:r>
+            <w:r>
+              <w:rPr>
+                <w:rStyle w:val="HTMLCode"/>
+              </w:rPr>
+              <w:t>(</w:t>
+            </w:r>
+            <w:r>
+              <w:rPr>
+                <w:rStyle w:val="k"/>
+              </w:rPr>
+              <w:t>"requestId"</w:t>
+            </w:r>
+            <w:r>
+              <w:rPr>
+                <w:rStyle w:val="HTMLCode"/>
+              </w:rPr>
+              <w:t xml:space="preserve">, </w:t>
+            </w:r>
+            <w:r>
+              <w:rPr>
+                <w:rStyle w:val="m"/>
+              </w:rPr>
+              <w:t>requestId</w:t>
+            </w:r>
+            <w:r>
+              <w:rPr>
+                <w:rStyle w:val="HTMLCode"/>
+              </w:rPr>
+              <w:t>);</w:t>
+            </w:r>
+          </w:p>
+          <w:p>
+            <w:pPr>
+              <w:pStyle w:val="HTMLPreformatted"/>
+              <w:rPr>
+                <w:rStyle w:val="HTMLCode"/>
+              </w:rPr>
+            </w:pPr>
+          </w:p>
+          <w:p>
+            <w:pPr>
+              <w:pStyle w:val="HTMLPreformatted"/>
+              <w:rPr>
+                <w:rStyle w:val="HTMLCode"/>
+              </w:rPr>
+            </w:pPr>
+            <w:r>
+              <w:rPr>
+                <w:rStyle w:val="m"/>
+              </w:rPr>
+              <w:t>log</w:t>
+            </w:r>
+            <w:r>
+              <w:rPr>
+                <w:rStyle w:val="g"/>
+              </w:rPr>
+              <w:t>.</w:t>
+            </w:r>
+            <w:r>
+              <w:rPr>
+                <w:rStyle w:val="m"/>
+              </w:rPr>
+              <w:t>info</w:t>
+            </w:r>
+            <w:r>
+              <w:rPr>
+                <w:rStyle w:val="HTMLCode"/>
+              </w:rPr>
+              <w:t>(</w:t>
+            </w:r>
+            <w:r>
+              <w:rPr>
+                <w:rStyle w:val="k"/>
+              </w:rPr>
+              <w:t>"Request started"</w:t>
+            </w:r>
+            <w:r>
+              <w:rPr>
+                <w:rStyle w:val="HTMLCode"/>
+              </w:rPr>
+              <w:t>);</w:t>
+            </w:r>
+          </w:p>
+          <w:p>
+            <w:pPr>
+              <w:pStyle w:val="HTMLPreformatted"/>
+              <w:rPr>
+                <w:rStyle w:val="HTMLCode"/>
+              </w:rPr>
+            </w:pPr>
+            <w:r>
+              <w:rPr>
+                <w:rStyle w:val="m"/>
+              </w:rPr>
+              <w:t>service</w:t>
+            </w:r>
+            <w:r>
+              <w:rPr>
+                <w:rStyle w:val="g"/>
+              </w:rPr>
+              <w:t>.</w:t>
+            </w:r>
+            <w:r>
+              <w:rPr>
+                <w:rStyle w:val="m"/>
+              </w:rPr>
+              <w:t>process</w:t>
+            </w:r>
+            <w:r>
+              <w:rPr>
+                <w:rStyle w:val="HTMLCode"/>
+              </w:rPr>
+              <w:t>();</w:t>
+            </w:r>
+          </w:p>
+          <w:p>
+            <w:pPr>
+              <w:pStyle w:val="HTMLPreformatted"/>
+            </w:pPr>
+            <w:r>
+              <w:rPr>
+                <w:rStyle w:val="m"/>
+              </w:rPr>
+              <w:t>repository</w:t>
+            </w:r>
+            <w:r>
+              <w:rPr>
+                <w:rStyle w:val="g"/>
+              </w:rPr>
+              <w:t>.</w:t>
+            </w:r>
+            <w:r>
+              <w:rPr>
+                <w:rStyle w:val="m"/>
+              </w:rPr>
+              <w:t>save</w:t>
+            </w:r>
+            <w:r>
+              <w:rPr>
+                <w:rStyle w:val="HTMLCode"/>
+              </w:rPr>
+              <w:t>();</w:t>
+            </w:r>
+          </w:p>
+          <w:p>
+            <w:pPr>
+              <w:pStyle w:val="w6asjqtextbase"/>
+            </w:pPr>
+            <w:r>
+              <w:t>Cleaner code.</w:t>
+            </w:r>
+          </w:p>
+          <w:p>
+            <w:pPr>
+              <w:pStyle w:val="NoSpacing"/>
+            </w:pPr>
+            <w:r>
+              <w:t xml:space="preserve">in my old AIPAC ampf project, we are passing this this request id to all methods and logging this every where </w:t>
+            </w:r>
+          </w:p>
+          <w:p>
+            <w:pPr>
+              <w:pStyle w:val="NoSpacing"/>
+            </w:pPr>
+          </w:p>
+        </w:tc>
+        <w:tc>
+          <w:tcPr>
+            <w:tcW w:w="7915" w:type="dxa"/>
+          </w:tcPr>
+          <w:p>
+            <w:pPr>
+              <w:pStyle w:val="Heading2"/>
+              <w:rPr>
+                <w:rFonts w:ascii="Times New Roman" w:hAnsi="Times New Roman"/>
+                <w:color w:val="auto"/>
+                <w:sz w:val="36"/>
+              </w:rPr>
+            </w:pPr>
+            <w:r>
+              <w:t>Important MDC Methods</w:t>
+            </w:r>
+          </w:p>
+          <w:tbl>
+            <w:tblPr>
+              <w:tblW w:w="0" w:type="auto"/>
+              <w:tblCellSpacing w:w="15" w:type="dxa"/>
+              <w:tblCellMar>
+                <w:top w:w="15" w:type="dxa"/>
+                <w:left w:w="15" w:type="dxa"/>
+                <w:bottom w:w="15" w:type="dxa"/>
+                <w:right w:w="15" w:type="dxa"/>
+              </w:tblCellMar>
+              <w:tblLook w:val="04A0" w:firstRow="1" w:lastRow="0" w:firstColumn="1" w:lastColumn="0" w:noHBand="0" w:noVBand="1"/>
+            </w:tblPr>
+            <w:tblGrid>
+              <w:gridCol w:w="1876"/>
+              <w:gridCol w:w="3001"/>
+            </w:tblGrid>
+            <w:tr>
+              <w:trPr>
+                <w:tblCellSpacing w:w="15" w:type="dxa"/>
+              </w:trPr>
+              <w:tc>
+                <w:tcPr>
+                  <w:tcW w:w="0" w:type="auto"/>
+                  <w:vAlign w:val="center"/>
+                  <w:hideMark/>
+                </w:tcPr>
+                <w:p>
+                  <w:pPr>
+                    <w:pStyle w:val="w6asjqtextbase"/>
+                  </w:pPr>
+                  <w:r>
+                    <w:rPr>
+                      <w:rStyle w:val="w6asjqtextbase1"/>
+                      <w:rFonts w:eastAsiaTheme="majorEastAsia"/>
+                    </w:rPr>
+                    <w:t>Method</w:t>
+                  </w:r>
+                </w:p>
+              </w:tc>
+              <w:tc>
+                <w:tcPr>
+                  <w:tcW w:w="0" w:type="auto"/>
+                  <w:vAlign w:val="center"/>
+                  <w:hideMark/>
+                </w:tcPr>
+                <w:p>
+                  <w:pPr>
+                    <w:pStyle w:val="w6asjqtextbase"/>
+                  </w:pPr>
+                  <w:r>
+                    <w:rPr>
+                      <w:rStyle w:val="w6asjqtextbase1"/>
+                      <w:rFonts w:eastAsiaTheme="majorEastAsia"/>
+                    </w:rPr>
+                    <w:t>Purpose</w:t>
+                  </w:r>
+                </w:p>
+              </w:tc>
+            </w:tr>
+            <w:tr>
+              <w:trPr>
+                <w:tblCellSpacing w:w="15" w:type="dxa"/>
+              </w:trPr>
+              <w:tc>
+                <w:tcPr>
+                  <w:tcW w:w="0" w:type="auto"/>
+                  <w:vAlign w:val="center"/>
+                  <w:hideMark/>
+                </w:tcPr>
+                <w:p>
+                  <w:r>
+                    <w:rPr>
+                      <w:rStyle w:val="HTMLCode"/>
+                      <w:rFonts w:eastAsiaTheme="majorEastAsia"/>
+                    </w:rPr>
+                    <w:t>put(key, value)</w:t>
+                  </w:r>
+                </w:p>
+              </w:tc>
+              <w:tc>
+                <w:tcPr>
+                  <w:tcW w:w="0" w:type="auto"/>
+                  <w:vAlign w:val="center"/>
+                  <w:hideMark/>
+                </w:tcPr>
+                <w:p>
+                  <w:r>
+                    <w:t>Add context value.</w:t>
+                  </w:r>
+                </w:p>
+              </w:tc>
+            </w:tr>
+            <w:tr>
+              <w:trPr>
+                <w:tblCellSpacing w:w="15" w:type="dxa"/>
+              </w:trPr>
+              <w:tc>
+                <w:tcPr>
+                  <w:tcW w:w="0" w:type="auto"/>
+                  <w:vAlign w:val="center"/>
+                  <w:hideMark/>
+                </w:tcPr>
+                <w:p>
+                  <w:r>
+                    <w:rPr>
+                      <w:rStyle w:val="HTMLCode"/>
+                      <w:rFonts w:eastAsiaTheme="majorEastAsia"/>
+                    </w:rPr>
+                    <w:t>get(key)</w:t>
+                  </w:r>
+                </w:p>
+              </w:tc>
+              <w:tc>
+                <w:tcPr>
+                  <w:tcW w:w="0" w:type="auto"/>
+                  <w:vAlign w:val="center"/>
+                  <w:hideMark/>
+                </w:tcPr>
+                <w:p>
+                  <w:r>
+                    <w:t>Retrieve value.</w:t>
+                  </w:r>
+                </w:p>
+              </w:tc>
+            </w:tr>
+            <w:tr>
+              <w:trPr>
+                <w:tblCellSpacing w:w="15" w:type="dxa"/>
+              </w:trPr>
+              <w:tc>
+                <w:tcPr>
+                  <w:tcW w:w="0" w:type="auto"/>
+                  <w:vAlign w:val="center"/>
+                  <w:hideMark/>
+                </w:tcPr>
+                <w:p>
+                  <w:r>
+                    <w:rPr>
+                      <w:rStyle w:val="HTMLCode"/>
+                      <w:rFonts w:eastAsiaTheme="majorEastAsia"/>
+                    </w:rPr>
+                    <w:t>remove(key)</w:t>
+                  </w:r>
+                </w:p>
+              </w:tc>
+              <w:tc>
+                <w:tcPr>
+                  <w:tcW w:w="0" w:type="auto"/>
+                  <w:vAlign w:val="center"/>
+                  <w:hideMark/>
+                </w:tcPr>
+                <w:p>
+                  <w:r>
+                    <w:t>Remove one key.</w:t>
+                  </w:r>
+                </w:p>
+              </w:tc>
+            </w:tr>
+            <w:tr>
+              <w:trPr>
+                <w:tblCellSpacing w:w="15" w:type="dxa"/>
+              </w:trPr>
+              <w:tc>
+                <w:tcPr>
+                  <w:tcW w:w="0" w:type="auto"/>
+                  <w:vAlign w:val="center"/>
+                  <w:hideMark/>
+                </w:tcPr>
+                <w:p>
+                  <w:r>
+                    <w:rPr>
+                      <w:rStyle w:val="HTMLCode"/>
+                      <w:rFonts w:eastAsiaTheme="majorEastAsia"/>
+                    </w:rPr>
+                    <w:t>clearAll()</w:t>
+                  </w:r>
+                </w:p>
+              </w:tc>
+              <w:tc>
+                <w:tcPr>
+                  <w:tcW w:w="0" w:type="auto"/>
+                  <w:vAlign w:val="center"/>
+                  <w:hideMark/>
+                </w:tcPr>
+                <w:p>
+                  <w:r>
+                    <w:t>Remove all context values.</w:t>
+                  </w:r>
+                </w:p>
+              </w:tc>
+            </w:tr>
+          </w:tbl>
+          <w:p>
+            <w:pPr>
+              <w:pStyle w:val="Heading2"/>
+              <w:rPr>
+                <w:rFonts w:ascii="Times New Roman" w:hAnsi="Times New Roman"/>
+                <w:color w:val="auto"/>
+                <w:sz w:val="36"/>
+              </w:rPr>
+            </w:pPr>
+            <w:r>
+              <w:t xml:space="preserve">Why </w:t>
+            </w:r>
+            <w:r>
+              <w:rPr>
+                <w:rStyle w:val="HTMLCode"/>
+                <w:rFonts w:eastAsiaTheme="majorEastAsia"/>
+              </w:rPr>
+              <w:t>clearAll()</w:t>
+            </w:r>
+            <w:r>
+              <w:t xml:space="preserve"> is Important?</w:t>
+            </w:r>
+          </w:p>
+          <w:p>
+            <w:pPr>
+              <w:pStyle w:val="w6asjqtextbase"/>
+            </w:pPr>
+            <w:r>
+              <w:t xml:space="preserve">Spring Boot uses a </w:t>
+            </w:r>
+            <w:r>
+              <w:rPr>
+                <w:rStyle w:val="w6asjqtextbase1"/>
+                <w:rFonts w:eastAsiaTheme="majorEastAsia"/>
+              </w:rPr>
+              <w:t>thread pool</w:t>
+            </w:r>
+            <w:r>
+              <w:t xml:space="preserve"> (Tomcat worker threads).</w:t>
+            </w:r>
+          </w:p>
+          <w:p>
+            <w:pPr>
+              <w:pStyle w:val="w6asjqtextbase"/>
+            </w:pPr>
+            <w:r>
+              <w:t>Suppose Thread-5 handles Request A:</w:t>
+            </w:r>
+          </w:p>
+          <w:p>
+            <w:pPr>
+              <w:pStyle w:val="HTMLPreformatted"/>
+            </w:pPr>
+            <w:r>
+              <w:rPr>
+                <w:rStyle w:val="m"/>
+              </w:rPr>
+              <w:t>ThreadContext</w:t>
+            </w:r>
+            <w:r>
+              <w:rPr>
+                <w:rStyle w:val="g"/>
+              </w:rPr>
+              <w:t>.</w:t>
+            </w:r>
+            <w:r>
+              <w:rPr>
+                <w:rStyle w:val="m"/>
+              </w:rPr>
+              <w:t>put</w:t>
+            </w:r>
+            <w:r>
+              <w:rPr>
+                <w:rStyle w:val="HTMLCode"/>
+              </w:rPr>
+              <w:t>(</w:t>
+            </w:r>
+            <w:r>
+              <w:rPr>
+                <w:rStyle w:val="k"/>
+              </w:rPr>
+              <w:t>"requestId"</w:t>
+            </w:r>
+            <w:r>
+              <w:rPr>
+                <w:rStyle w:val="HTMLCode"/>
+              </w:rPr>
+              <w:t xml:space="preserve">, </w:t>
+            </w:r>
+            <w:r>
+              <w:rPr>
+                <w:rStyle w:val="k"/>
+              </w:rPr>
+              <w:t>"REQ-A"</w:t>
+            </w:r>
+            <w:r>
+              <w:rPr>
+                <w:rStyle w:val="HTMLCode"/>
+              </w:rPr>
+              <w:t>);</w:t>
+            </w:r>
+          </w:p>
+          <w:p>
+            <w:pPr>
+              <w:pStyle w:val="w6asjqtextbase"/>
+            </w:pPr>
+            <w:r>
+              <w:t>If you forget to clear it...</w:t>
+            </w:r>
+          </w:p>
+          <w:p>
+            <w:pPr>
+              <w:pStyle w:val="w6asjqtextbase"/>
+            </w:pPr>
+            <w:r>
+              <w:t>Thread-5 is reused for Request B.</w:t>
+            </w:r>
+          </w:p>
+          <w:p>
+            <w:pPr>
+              <w:pStyle w:val="w6asjqtextbase"/>
+            </w:pPr>
+            <w:r>
+              <w:t>Logs become:</w:t>
+            </w:r>
+          </w:p>
+          <w:p>
+            <w:pPr>
+              <w:pStyle w:val="HTMLPreformatted"/>
+              <w:rPr>
+                <w:rStyle w:val="HTMLCode"/>
+              </w:rPr>
+            </w:pPr>
+            <w:r>
+              <w:rPr>
+                <w:rStyle w:val="HTMLCode"/>
+              </w:rPr>
+              <w:t>REQ-A Processing Request A</w:t>
+            </w:r>
+          </w:p>
+          <w:p>
+            <w:pPr>
+              <w:pStyle w:val="HTMLPreformatted"/>
+            </w:pPr>
+            <w:r>
+              <w:rPr>
+                <w:rStyle w:val="HTMLCode"/>
+              </w:rPr>
+              <w:t xml:space="preserve">REQ-A Processing Request B   </w:t>
+            </w:r>
+            <w:r>
+              <w:rPr>
+                <w:rStyle w:val="HTMLCode"/>
+                <w:rFonts w:ascii="Segoe UI Symbol" w:hAnsi="Segoe UI Symbol" w:cs="Segoe UI Symbol"/>
+              </w:rPr>
+              <w:t>❌</w:t>
+            </w:r>
+            <w:r>
+              <w:rPr>
+                <w:rStyle w:val="HTMLCode"/>
+              </w:rPr>
+              <w:t xml:space="preserve"> Wrong request ID</w:t>
+            </w:r>
+          </w:p>
+          <w:p>
+            <w:pPr>
+              <w:pStyle w:val="w6asjqtextbase"/>
+            </w:pPr>
+            <w:r>
+              <w:t>Always use:</w:t>
+            </w:r>
+          </w:p>
+          <w:p>
+            <w:pPr>
+              <w:pStyle w:val="HTMLPreformatted"/>
+              <w:rPr>
+                <w:rStyle w:val="HTMLCode"/>
+              </w:rPr>
+            </w:pPr>
+            <w:r>
+              <w:rPr>
+                <w:rStyle w:val="g"/>
+              </w:rPr>
+              <w:t>try</w:t>
+            </w:r>
+            <w:r>
+              <w:rPr>
+                <w:rStyle w:val="HTMLCode"/>
+              </w:rPr>
+              <w:t xml:space="preserve"> {</w:t>
+            </w:r>
+          </w:p>
+          <w:p>
+            <w:pPr>
+              <w:pStyle w:val="HTMLPreformatted"/>
+              <w:rPr>
+                <w:rStyle w:val="HTMLCode"/>
+              </w:rPr>
+            </w:pPr>
+            <w:r>
+              <w:rPr>
+                <w:rStyle w:val="HTMLCode"/>
+              </w:rPr>
+              <w:t xml:space="preserve">    </w:t>
+            </w:r>
+            <w:r>
+              <w:rPr>
+                <w:rStyle w:val="m"/>
+              </w:rPr>
+              <w:t>chain</w:t>
+            </w:r>
+            <w:r>
+              <w:rPr>
+                <w:rStyle w:val="g"/>
+              </w:rPr>
+              <w:t>.</w:t>
+            </w:r>
+            <w:r>
+              <w:rPr>
+                <w:rStyle w:val="m"/>
+              </w:rPr>
+              <w:t>doFilter</w:t>
+            </w:r>
+            <w:r>
+              <w:rPr>
+                <w:rStyle w:val="HTMLCode"/>
+              </w:rPr>
+              <w:t>(</w:t>
+            </w:r>
+            <w:r>
+              <w:rPr>
+                <w:rStyle w:val="m"/>
+              </w:rPr>
+              <w:t>request</w:t>
+            </w:r>
+            <w:r>
+              <w:rPr>
+                <w:rStyle w:val="HTMLCode"/>
+              </w:rPr>
+              <w:t xml:space="preserve">, </w:t>
+            </w:r>
+            <w:r>
+              <w:rPr>
+                <w:rStyle w:val="m"/>
+              </w:rPr>
+              <w:t>response</w:t>
+            </w:r>
+            <w:r>
+              <w:rPr>
+                <w:rStyle w:val="HTMLCode"/>
+              </w:rPr>
+              <w:t>);</w:t>
+            </w:r>
+          </w:p>
+          <w:p>
+            <w:pPr>
+              <w:pStyle w:val="HTMLPreformatted"/>
+              <w:rPr>
+                <w:rStyle w:val="HTMLCode"/>
+              </w:rPr>
+            </w:pPr>
+            <w:r>
+              <w:rPr>
+                <w:rStyle w:val="HTMLCode"/>
+              </w:rPr>
+              <w:t xml:space="preserve">} </w:t>
+            </w:r>
+            <w:r>
+              <w:rPr>
+                <w:rStyle w:val="g"/>
+              </w:rPr>
+              <w:t>finally</w:t>
+            </w:r>
+            <w:r>
+              <w:rPr>
+                <w:rStyle w:val="HTMLCode"/>
+              </w:rPr>
+              <w:t xml:space="preserve"> {</w:t>
+            </w:r>
+          </w:p>
+          <w:p>
+            <w:pPr>
+              <w:pStyle w:val="HTMLPreformatted"/>
+              <w:rPr>
+                <w:rStyle w:val="HTMLCode"/>
+              </w:rPr>
+            </w:pPr>
+            <w:r>
+              <w:rPr>
+                <w:rStyle w:val="HTMLCode"/>
+              </w:rPr>
+              <w:t xml:space="preserve">    </w:t>
+            </w:r>
+            <w:r>
+              <w:rPr>
+                <w:rStyle w:val="m"/>
+              </w:rPr>
+              <w:t>ThreadContext</w:t>
+            </w:r>
+            <w:r>
+              <w:rPr>
+                <w:rStyle w:val="g"/>
+              </w:rPr>
+              <w:t>.</w:t>
+            </w:r>
+            <w:r>
+              <w:rPr>
+                <w:rStyle w:val="m"/>
+              </w:rPr>
+              <w:t>clearAll</w:t>
+            </w:r>
+            <w:r>
+              <w:rPr>
+                <w:rStyle w:val="HTMLCode"/>
+              </w:rPr>
+              <w:t>();</w:t>
+            </w:r>
+          </w:p>
+          <w:p>
+            <w:pPr>
+              <w:pStyle w:val="HTMLPreformatted"/>
+            </w:pPr>
+            <w:r>
+              <w:rPr>
+                <w:rStyle w:val="HTMLCode"/>
+              </w:rPr>
+              <w:t>}</w:t>
+            </w:r>
+          </w:p>
+          <w:p>
+            <w:pPr>
+              <w:pStyle w:val="w6asjqtextbase"/>
+            </w:pPr>
+            <w:r>
+              <w:t xml:space="preserve">This prevents </w:t>
+            </w:r>
+            <w:r>
+              <w:rPr>
+                <w:rStyle w:val="w6asjqtextbase1"/>
+                <w:rFonts w:eastAsiaTheme="majorEastAsia"/>
+              </w:rPr>
+              <w:t>ThreadLocal memory leaks and incorrect logging</w:t>
+            </w:r>
+          </w:p>
+          <w:p>
+            <w:pPr>
+              <w:pStyle w:val="Heading2"/>
+              <w:outlineLvl w:val="1"/>
+              <w:rPr>
+                <w:rStyle w:val="HTMLCode"/>
+                <w:rFonts w:eastAsiaTheme="majorEastAsia"/>
+              </w:rPr>
+            </w:pPr>
+          </w:p>
+        </w:tc>
+      </w:tr>
+    </w:tbl>
+    <w:p>
+      <w:pPr>
+        <w:pStyle w:val="1violet"/>
+      </w:pPr>
+    </w:p>
+    <w:tbl>
+      <w:tblPr>
+        <w:tblStyle w:val="TableGrid"/>
+        <w:tblW w:w="0" w:type="auto"/>
+        <w:tblLook w:val="04A0" w:firstRow="1" w:lastRow="0" w:firstColumn="1" w:lastColumn="0" w:noHBand="0" w:noVBand="1"/>
+      </w:tblPr>
+      <w:tblGrid>
+        <w:gridCol w:w="11515"/>
+        <w:gridCol w:w="11515"/>
+      </w:tblGrid>
+      <w:tr>
+        <w:tc>
+          <w:tcPr>
+            <w:tcW w:w="11515" w:type="dxa"/>
+          </w:tcPr>
+          <w:p>
+            <w:pPr>
+              <w:pStyle w:val="Heading2"/>
+              <w:rPr>
+                <w:rFonts w:ascii="Times New Roman" w:hAnsi="Times New Roman"/>
+                <w:color w:val="auto"/>
+                <w:sz w:val="36"/>
+              </w:rPr>
+            </w:pPr>
+            <w:r>
+              <w:lastRenderedPageBreak/>
+              <w:t>MDC in Async Processing (</w:t>
+            </w:r>
+            <w:r>
+              <w:rPr>
+                <w:rStyle w:val="HTMLCode"/>
+                <w:rFonts w:eastAsiaTheme="majorEastAsia"/>
+              </w:rPr>
+              <w:t>@Async</w:t>
+            </w:r>
+            <w:r>
+              <w:t>)</w:t>
+            </w:r>
+          </w:p>
+          <w:p>
+            <w:pPr>
+              <w:pStyle w:val="w6asjqtextbase"/>
+            </w:pPr>
+            <w:r>
+              <w:rPr>
+                <w:rStyle w:val="w6asjqtextbase1"/>
+                <w:rFonts w:eastAsiaTheme="majorEastAsia"/>
+              </w:rPr>
+              <w:t>Problem:</w:t>
+            </w:r>
+            <w:r>
+              <w:t xml:space="preserve"> MDC is thread-local.</w:t>
+            </w:r>
+          </w:p>
+          <w:p>
+            <w:pPr>
+              <w:pStyle w:val="HTMLPreformatted"/>
+              <w:rPr>
+                <w:rStyle w:val="HTMLCode"/>
+              </w:rPr>
+            </w:pPr>
+            <w:r>
+              <w:rPr>
+                <w:rStyle w:val="m"/>
+              </w:rPr>
+              <w:t>ThreadContext</w:t>
+            </w:r>
+            <w:r>
+              <w:rPr>
+                <w:rStyle w:val="g"/>
+              </w:rPr>
+              <w:t>.</w:t>
+            </w:r>
+            <w:r>
+              <w:rPr>
+                <w:rStyle w:val="m"/>
+              </w:rPr>
+              <w:t>put</w:t>
+            </w:r>
+            <w:r>
+              <w:rPr>
+                <w:rStyle w:val="HTMLCode"/>
+              </w:rPr>
+              <w:t>(</w:t>
+            </w:r>
+            <w:r>
+              <w:rPr>
+                <w:rStyle w:val="k"/>
+              </w:rPr>
+              <w:t>"requestId"</w:t>
+            </w:r>
+            <w:r>
+              <w:rPr>
+                <w:rStyle w:val="HTMLCode"/>
+              </w:rPr>
+              <w:t xml:space="preserve">, </w:t>
+            </w:r>
+            <w:r>
+              <w:rPr>
+                <w:rStyle w:val="k"/>
+              </w:rPr>
+              <w:t>"REQ-123"</w:t>
+            </w:r>
+            <w:r>
+              <w:rPr>
+                <w:rStyle w:val="HTMLCode"/>
+              </w:rPr>
+              <w:t>);</w:t>
+            </w:r>
+          </w:p>
+          <w:p>
+            <w:pPr>
+              <w:pStyle w:val="HTMLPreformatted"/>
+              <w:rPr>
+                <w:rStyle w:val="HTMLCode"/>
+              </w:rPr>
+            </w:pPr>
+          </w:p>
+          <w:p>
+            <w:pPr>
+              <w:pStyle w:val="HTMLPreformatted"/>
+              <w:rPr>
+                <w:rStyle w:val="HTMLCode"/>
+              </w:rPr>
+            </w:pPr>
+            <w:r>
+              <w:rPr>
+                <w:rStyle w:val="HTMLCode"/>
+              </w:rPr>
+              <w:t>@</w:t>
+            </w:r>
+            <w:r>
+              <w:rPr>
+                <w:rStyle w:val="m"/>
+              </w:rPr>
+              <w:t>Async</w:t>
+            </w:r>
+          </w:p>
+          <w:p>
+            <w:pPr>
+              <w:pStyle w:val="HTMLPreformatted"/>
+              <w:rPr>
+                <w:rStyle w:val="HTMLCode"/>
+              </w:rPr>
+            </w:pPr>
+            <w:r>
+              <w:rPr>
+                <w:rStyle w:val="g"/>
+              </w:rPr>
+              <w:t>public</w:t>
+            </w:r>
+            <w:r>
+              <w:rPr>
+                <w:rStyle w:val="HTMLCode"/>
+              </w:rPr>
+              <w:t xml:space="preserve"> </w:t>
+            </w:r>
+            <w:r>
+              <w:rPr>
+                <w:rStyle w:val="g"/>
+              </w:rPr>
+              <w:t>void</w:t>
+            </w:r>
+            <w:r>
+              <w:rPr>
+                <w:rStyle w:val="HTMLCode"/>
+              </w:rPr>
+              <w:t xml:space="preserve"> </w:t>
+            </w:r>
+            <w:r>
+              <w:rPr>
+                <w:rStyle w:val="m"/>
+              </w:rPr>
+              <w:t>sendEmail</w:t>
+            </w:r>
+            <w:r>
+              <w:rPr>
+                <w:rStyle w:val="HTMLCode"/>
+              </w:rPr>
+              <w:t>() {</w:t>
+            </w:r>
+          </w:p>
+          <w:p>
+            <w:pPr>
+              <w:pStyle w:val="HTMLPreformatted"/>
+              <w:rPr>
+                <w:rStyle w:val="HTMLCode"/>
+              </w:rPr>
+            </w:pPr>
+            <w:r>
+              <w:rPr>
+                <w:rStyle w:val="HTMLCode"/>
+              </w:rPr>
+              <w:t xml:space="preserve">    </w:t>
+            </w:r>
+            <w:r>
+              <w:rPr>
+                <w:rStyle w:val="m"/>
+              </w:rPr>
+              <w:t>log</w:t>
+            </w:r>
+            <w:r>
+              <w:rPr>
+                <w:rStyle w:val="g"/>
+              </w:rPr>
+              <w:t>.</w:t>
+            </w:r>
+            <w:r>
+              <w:rPr>
+                <w:rStyle w:val="m"/>
+              </w:rPr>
+              <w:t>info</w:t>
+            </w:r>
+            <w:r>
+              <w:rPr>
+                <w:rStyle w:val="HTMLCode"/>
+              </w:rPr>
+              <w:t>(</w:t>
+            </w:r>
+            <w:r>
+              <w:rPr>
+                <w:rStyle w:val="k"/>
+              </w:rPr>
+              <w:t>"Sending email"</w:t>
+            </w:r>
+            <w:r>
+              <w:rPr>
+                <w:rStyle w:val="HTMLCode"/>
+              </w:rPr>
+              <w:t>);</w:t>
+            </w:r>
+          </w:p>
+          <w:p>
+            <w:pPr>
+              <w:pStyle w:val="HTMLPreformatted"/>
+            </w:pPr>
+            <w:r>
+              <w:rPr>
+                <w:rStyle w:val="HTMLCode"/>
+              </w:rPr>
+              <w:t>}</w:t>
+            </w:r>
+          </w:p>
+          <w:p>
+            <w:pPr>
+              <w:pStyle w:val="w6asjqtextbase"/>
+            </w:pPr>
+            <w:r>
+              <w:t>Output:</w:t>
+            </w:r>
+          </w:p>
+          <w:p>
+            <w:pPr>
+              <w:pStyle w:val="HTMLPreformatted"/>
+            </w:pPr>
+            <w:r>
+              <w:rPr>
+                <w:rStyle w:val="HTMLCode"/>
+              </w:rPr>
+              <w:t>INFO [] Sending email</w:t>
+            </w:r>
+          </w:p>
+          <w:p>
+            <w:pPr>
+              <w:pStyle w:val="w6asjqtextbase"/>
+            </w:pPr>
+            <w:r>
+              <w:t>New thread doesn't inherit MDC automatically.</w:t>
+            </w:r>
+          </w:p>
+          <w:p>
+            <w:pPr>
+              <w:pStyle w:val="Heading3"/>
+            </w:pPr>
+            <w:r>
+              <w:t>Solution</w:t>
+            </w:r>
+          </w:p>
+          <w:p>
+            <w:pPr>
+              <w:pStyle w:val="w6asjqtextbase"/>
+            </w:pPr>
+            <w:r>
+              <w:t>Copy the context:</w:t>
+            </w:r>
+          </w:p>
+          <w:p>
+            <w:pPr>
+              <w:pStyle w:val="HTMLPreformatted"/>
+              <w:rPr>
+                <w:rStyle w:val="HTMLCode"/>
+              </w:rPr>
+            </w:pPr>
+            <w:r>
+              <w:rPr>
+                <w:rStyle w:val="m"/>
+              </w:rPr>
+              <w:t>Map</w:t>
+            </w:r>
+            <w:r>
+              <w:rPr>
+                <w:rStyle w:val="HTMLCode"/>
+              </w:rPr>
+              <w:t>&lt;</w:t>
+            </w:r>
+            <w:r>
+              <w:rPr>
+                <w:rStyle w:val="m"/>
+              </w:rPr>
+              <w:t>String</w:t>
+            </w:r>
+            <w:r>
+              <w:rPr>
+                <w:rStyle w:val="HTMLCode"/>
+              </w:rPr>
+              <w:t xml:space="preserve">, </w:t>
+            </w:r>
+            <w:r>
+              <w:rPr>
+                <w:rStyle w:val="m"/>
+              </w:rPr>
+              <w:t>String</w:t>
+            </w:r>
+            <w:r>
+              <w:rPr>
+                <w:rStyle w:val="HTMLCode"/>
+              </w:rPr>
+              <w:t xml:space="preserve">&gt; </w:t>
+            </w:r>
+            <w:r>
+              <w:rPr>
+                <w:rStyle w:val="m"/>
+              </w:rPr>
+              <w:t>context</w:t>
+            </w:r>
+            <w:r>
+              <w:rPr>
+                <w:rStyle w:val="HTMLCode"/>
+              </w:rPr>
+              <w:t xml:space="preserve"> </w:t>
+            </w:r>
+            <w:r>
+              <w:rPr>
+                <w:rStyle w:val="g"/>
+              </w:rPr>
+              <w:t>=</w:t>
+            </w:r>
+            <w:r>
+              <w:rPr>
+                <w:rStyle w:val="HTMLCode"/>
+              </w:rPr>
+              <w:t xml:space="preserve"> </w:t>
+            </w:r>
+            <w:r>
+              <w:rPr>
+                <w:rStyle w:val="m"/>
+              </w:rPr>
+              <w:t>ThreadContext</w:t>
+            </w:r>
+            <w:r>
+              <w:rPr>
+                <w:rStyle w:val="g"/>
+              </w:rPr>
+              <w:t>.</w:t>
+            </w:r>
+            <w:r>
+              <w:rPr>
+                <w:rStyle w:val="m"/>
+              </w:rPr>
+              <w:t>getImmutableContext</w:t>
+            </w:r>
+            <w:r>
+              <w:rPr>
+                <w:rStyle w:val="HTMLCode"/>
+              </w:rPr>
+              <w:t>();</w:t>
+            </w:r>
+          </w:p>
+          <w:p>
+            <w:pPr>
+              <w:pStyle w:val="HTMLPreformatted"/>
+              <w:rPr>
+                <w:rStyle w:val="HTMLCode"/>
+              </w:rPr>
+            </w:pPr>
+          </w:p>
+          <w:p>
+            <w:pPr>
+              <w:pStyle w:val="HTMLPreformatted"/>
+              <w:rPr>
+                <w:rStyle w:val="HTMLCode"/>
+              </w:rPr>
+            </w:pPr>
+            <w:r>
+              <w:rPr>
+                <w:rStyle w:val="m"/>
+              </w:rPr>
+              <w:t>executor</w:t>
+            </w:r>
+            <w:r>
+              <w:rPr>
+                <w:rStyle w:val="g"/>
+              </w:rPr>
+              <w:t>.</w:t>
+            </w:r>
+            <w:r>
+              <w:rPr>
+                <w:rStyle w:val="m"/>
+              </w:rPr>
+              <w:t>execute</w:t>
+            </w:r>
+            <w:r>
+              <w:rPr>
+                <w:rStyle w:val="HTMLCode"/>
+              </w:rPr>
+              <w:t>(() -&gt; {</w:t>
+            </w:r>
+          </w:p>
+          <w:p>
+            <w:pPr>
+              <w:pStyle w:val="HTMLPreformatted"/>
+              <w:rPr>
+                <w:rStyle w:val="HTMLCode"/>
+              </w:rPr>
+            </w:pPr>
+            <w:r>
+              <w:rPr>
+                <w:rStyle w:val="HTMLCode"/>
+              </w:rPr>
+              <w:t xml:space="preserve">    </w:t>
+            </w:r>
+            <w:r>
+              <w:rPr>
+                <w:rStyle w:val="m"/>
+              </w:rPr>
+              <w:t>ThreadContext</w:t>
+            </w:r>
+            <w:r>
+              <w:rPr>
+                <w:rStyle w:val="g"/>
+              </w:rPr>
+              <w:t>.</w:t>
+            </w:r>
+            <w:r>
+              <w:rPr>
+                <w:rStyle w:val="m"/>
+              </w:rPr>
+              <w:t>putAll</w:t>
+            </w:r>
+            <w:r>
+              <w:rPr>
+                <w:rStyle w:val="HTMLCode"/>
+              </w:rPr>
+              <w:t>(</w:t>
+            </w:r>
+            <w:r>
+              <w:rPr>
+                <w:rStyle w:val="m"/>
+              </w:rPr>
+              <w:t>context</w:t>
+            </w:r>
+            <w:r>
+              <w:rPr>
+                <w:rStyle w:val="HTMLCode"/>
+              </w:rPr>
+              <w:t>);</w:t>
+            </w:r>
+          </w:p>
+          <w:p>
+            <w:pPr>
+              <w:pStyle w:val="HTMLPreformatted"/>
+              <w:rPr>
+                <w:rStyle w:val="HTMLCode"/>
+              </w:rPr>
+            </w:pPr>
+            <w:r>
+              <w:rPr>
+                <w:rStyle w:val="HTMLCode"/>
+              </w:rPr>
+              <w:t xml:space="preserve">    </w:t>
+            </w:r>
+            <w:r>
+              <w:rPr>
+                <w:rStyle w:val="g"/>
+              </w:rPr>
+              <w:t>try</w:t>
+            </w:r>
+            <w:r>
+              <w:rPr>
+                <w:rStyle w:val="HTMLCode"/>
+              </w:rPr>
+              <w:t xml:space="preserve"> {</w:t>
+            </w:r>
+          </w:p>
+          <w:p>
+            <w:pPr>
+              <w:pStyle w:val="HTMLPreformatted"/>
+              <w:rPr>
+                <w:rStyle w:val="HTMLCode"/>
+              </w:rPr>
+            </w:pPr>
+            <w:r>
+              <w:rPr>
+                <w:rStyle w:val="HTMLCode"/>
+              </w:rPr>
+              <w:t xml:space="preserve">        </w:t>
+            </w:r>
+            <w:r>
+              <w:rPr>
+                <w:rStyle w:val="m"/>
+              </w:rPr>
+              <w:t>log</w:t>
+            </w:r>
+            <w:r>
+              <w:rPr>
+                <w:rStyle w:val="g"/>
+              </w:rPr>
+              <w:t>.</w:t>
+            </w:r>
+            <w:r>
+              <w:rPr>
+                <w:rStyle w:val="m"/>
+              </w:rPr>
+              <w:t>info</w:t>
+            </w:r>
+            <w:r>
+              <w:rPr>
+                <w:rStyle w:val="HTMLCode"/>
+              </w:rPr>
+              <w:t>(</w:t>
+            </w:r>
+            <w:r>
+              <w:rPr>
+                <w:rStyle w:val="k"/>
+              </w:rPr>
+              <w:t>"Sending email"</w:t>
+            </w:r>
+            <w:r>
+              <w:rPr>
+                <w:rStyle w:val="HTMLCode"/>
+              </w:rPr>
+              <w:t>);</w:t>
+            </w:r>
+          </w:p>
+          <w:p>
+            <w:pPr>
+              <w:pStyle w:val="HTMLPreformatted"/>
+              <w:rPr>
+                <w:rStyle w:val="HTMLCode"/>
+              </w:rPr>
+            </w:pPr>
+            <w:r>
+              <w:rPr>
+                <w:rStyle w:val="HTMLCode"/>
+              </w:rPr>
+              <w:t xml:space="preserve">    } </w:t>
+            </w:r>
+            <w:r>
+              <w:rPr>
+                <w:rStyle w:val="g"/>
+              </w:rPr>
+              <w:t>finally</w:t>
+            </w:r>
+            <w:r>
+              <w:rPr>
+                <w:rStyle w:val="HTMLCode"/>
+              </w:rPr>
+              <w:t xml:space="preserve"> {</w:t>
+            </w:r>
+          </w:p>
+          <w:p>
+            <w:pPr>
+              <w:pStyle w:val="HTMLPreformatted"/>
+              <w:rPr>
+                <w:rStyle w:val="HTMLCode"/>
+              </w:rPr>
+            </w:pPr>
+            <w:r>
+              <w:rPr>
+                <w:rStyle w:val="HTMLCode"/>
+              </w:rPr>
+              <w:t xml:space="preserve">        </w:t>
+            </w:r>
+            <w:r>
+              <w:rPr>
+                <w:rStyle w:val="m"/>
+              </w:rPr>
+              <w:t>ThreadContext</w:t>
+            </w:r>
+            <w:r>
+              <w:rPr>
+                <w:rStyle w:val="g"/>
+              </w:rPr>
+              <w:t>.</w:t>
+            </w:r>
+            <w:r>
+              <w:rPr>
+                <w:rStyle w:val="m"/>
+              </w:rPr>
+              <w:t>clearAll</w:t>
+            </w:r>
+            <w:r>
+              <w:rPr>
+                <w:rStyle w:val="HTMLCode"/>
+              </w:rPr>
+              <w:t>();</w:t>
+            </w:r>
+          </w:p>
+          <w:p>
+            <w:pPr>
+              <w:pStyle w:val="HTMLPreformatted"/>
+              <w:rPr>
+                <w:rStyle w:val="HTMLCode"/>
+              </w:rPr>
+            </w:pPr>
+            <w:r>
+              <w:rPr>
+                <w:rStyle w:val="HTMLCode"/>
+              </w:rPr>
+              <w:t xml:space="preserve">    }</w:t>
+            </w:r>
+          </w:p>
+          <w:p>
+            <w:pPr>
+              <w:pStyle w:val="HTMLPreformatted"/>
+            </w:pPr>
+            <w:r>
+              <w:rPr>
+                <w:rStyle w:val="HTMLCode"/>
+              </w:rPr>
+              <w:t>});</w:t>
+            </w:r>
+          </w:p>
+          <w:p>
+            <w:pPr>
+              <w:pStyle w:val="w6asjqtextbase"/>
+            </w:pPr>
+            <w:r>
+              <w:t xml:space="preserve">This is commonly done using a </w:t>
+            </w:r>
+            <w:r>
+              <w:rPr>
+                <w:rStyle w:val="HTMLCode"/>
+              </w:rPr>
+              <w:t>TaskDecorator</w:t>
+            </w:r>
+            <w:r>
+              <w:t xml:space="preserve"> in Spring Boot.</w:t>
+            </w:r>
+          </w:p>
+          <w:p>
+            <w:pPr>
+              <w:pStyle w:val="1violet"/>
+            </w:pPr>
+          </w:p>
+        </w:tc>
+        <w:tc>
+          <w:tcPr>
+            <w:tcW w:w="11515" w:type="dxa"/>
+          </w:tcPr>
+          <w:p>
+            <w:pPr>
+              <w:pStyle w:val="1violet"/>
+            </w:pPr>
+          </w:p>
+        </w:tc>
+      </w:tr>
+    </w:tbl>
+    <w:p>
+      <w:pPr>
+        <w:pStyle w:val="1violet"/>
+      </w:pPr>
+    </w:p>
     <w:sectPr>
       <w:pgSz w:w="24480" w:h="15840" w:orient="landscape" w:code="3"/>
       <w:pgMar w:top="720" w:right="720" w:bottom="720" w:left="720" w:header="708" w:footer="708" w:gutter="0"/>
@@ -3066,7 +7135,6 @@
   <w:style w:type="character" w:default="1" w:styleId="DefaultParagraphFont">
     <w:name w:val="Default Paragraph Font"/>
     <w:uiPriority w:val="1"/>
-    <w:semiHidden/>
     <w:unhideWhenUsed/>
   </w:style>
   <w:style w:type="table" w:default="1" w:styleId="TableNormal">
@@ -3484,6 +7552,54 @@
       <w:lang w:val="en-US" w:eastAsia="en-IN"/>
     </w:rPr>
   </w:style>
+  <w:style w:type="paragraph" w:customStyle="1" w:styleId="w6asjqtextbase">
+    <w:name w:val="w6asjq_textbase"/>
+    <w:basedOn w:val="Normal"/>
+    <w:rsid w:val="00986179"/>
+    <w:pPr>
+      <w:spacing w:before="100" w:beforeAutospacing="1" w:after="100" w:afterAutospacing="1" w:line="240" w:lineRule="auto"/>
+    </w:pPr>
+    <w:rPr>
+      <w:rFonts w:ascii="Times New Roman" w:eastAsia="Times New Roman" w:hAnsi="Times New Roman" w:cs="Times New Roman"/>
+      <w:color w:val="auto"/>
+      <w:szCs w:val="24"/>
+      <w:lang w:eastAsia="en-IN"/>
+    </w:rPr>
+  </w:style>
+  <w:style w:type="character" w:customStyle="1" w:styleId="w6asjqtextbase1">
+    <w:name w:val="w6asjq_textbase1"/>
+    <w:basedOn w:val="DefaultParagraphFont"/>
+    <w:rsid w:val="00986179"/>
+  </w:style>
+  <w:style w:type="character" w:customStyle="1" w:styleId="e">
+    <w:name w:val="ͼe"/>
+    <w:basedOn w:val="DefaultParagraphFont"/>
+    <w:rsid w:val="00986179"/>
+  </w:style>
+  <w:style w:type="character" w:customStyle="1" w:styleId="o">
+    <w:name w:val="ͼo"/>
+    <w:basedOn w:val="DefaultParagraphFont"/>
+    <w:rsid w:val="007F6D48"/>
+  </w:style>
+  <w:style w:type="character" w:customStyle="1" w:styleId="n">
+    <w:name w:val="ͼn"/>
+    <w:basedOn w:val="DefaultParagraphFont"/>
+    <w:rsid w:val="007F6D48"/>
+  </w:style>
+  <w:style w:type="paragraph" w:styleId="NoSpacing">
+    <w:name w:val="No Spacing"/>
+    <w:uiPriority w:val="1"/>
+    <w:qFormat/>
+    <w:rsid w:val="00293A7E"/>
+    <w:pPr>
+      <w:spacing w:after="0" w:line="240" w:lineRule="auto"/>
+    </w:pPr>
+    <w:rPr>
+      <w:rFonts w:ascii="Comic Sans MS" w:hAnsi="Comic Sans MS"/>
+      <w:color w:val="ED7D31" w:themeColor="accent2"/>
+      <w:sz w:val="24"/>
+    </w:rPr>
+  </w:style>
 </w:styles>
 </file>
 
@@ -3753,7 +7869,7 @@
 </file>
 
 <file path=customXml/itemProps1.xml><?xml version="1.0" encoding="utf-8"?>
-<ds:datastoreItem xmlns:ds="http://schemas.openxmlformats.org/officeDocument/2006/customXml" ds:itemID="{1DBEF240-914E-4147-B796-944E90CD8006}">
+<ds:datastoreItem xmlns:ds="http://schemas.openxmlformats.org/officeDocument/2006/customXml" ds:itemID="{2CB10F7F-B8E0-4137-A6F7-77557A5552D4}">
   <ds:schemaRefs>
     <ds:schemaRef ds:uri="http://schemas.openxmlformats.org/officeDocument/2006/bibliography"/>
   </ds:schemaRefs>
